--- a/ap-revision/C07 期末复习清单.docx
+++ b/ap-revision/C07 期末复习清单.docx
@@ -8,7 +8,7 @@
       </w:pPr>
       <w:r>
         <w:rPr>
-          <w:rFonts w:ascii="Arial" w:hAnsi="Arial" w:eastAsia="Arial"/>
+          <w:rFonts w:ascii="Arial" w:hAnsi="Arial"/>
           <w:b/>
           <w:sz w:val="28"/>
         </w:rPr>
@@ -26,7 +26,7 @@
       </w:pPr>
       <w:r>
         <w:rPr>
-          <w:rFonts w:ascii="霞鹜文楷 Medium" w:hAnsi="霞鹜文楷 Medium" w:eastAsia="霞鹜文楷 Medium"/>
+          <w:rFonts w:ascii="霞鹜文楷 Medium" w:hAnsi="霞鹜文楷 Medium"/>
           <w:b/>
           <w:sz w:val="22"/>
         </w:rPr>
@@ -39,7 +39,7 @@
       </w:pPr>
       <w:r>
         <w:rPr>
-          <w:rFonts w:ascii="霞鹜文楷 Medium" w:hAnsi="霞鹜文楷 Medium" w:eastAsia="霞鹜文楷 Medium"/>
+          <w:rFonts w:ascii="霞鹜文楷 Medium" w:hAnsi="霞鹜文楷 Medium"/>
           <w:b/>
           <w:sz w:val="22"/>
         </w:rPr>
@@ -52,7 +52,7 @@
       </w:pPr>
       <w:r>
         <w:rPr>
-          <w:rFonts w:ascii="霞鹜文楷 Medium" w:hAnsi="霞鹜文楷 Medium" w:eastAsia="霞鹜文楷 Medium"/>
+          <w:rFonts w:ascii="霞鹜文楷 Medium" w:hAnsi="霞鹜文楷 Medium"/>
           <w:b/>
           <w:sz w:val="22"/>
         </w:rPr>
@@ -65,13 +65,14 @@
       </w:pPr>
       <w:r>
         <w:rPr>
-          <w:rFonts w:ascii="霞鹜文楷 Medium" w:hAnsi="霞鹜文楷 Medium" w:eastAsia="霞鹜文楷 Medium"/>
+          <w:rFonts w:ascii="霞鹜文楷 Medium" w:hAnsi="霞鹜文楷 Medium"/>
           <w:b/>
           <w:sz w:val="22"/>
         </w:rPr>
         <w:t>NaCl(s) is soluble in water (ion-dipole interactions) but not in hexane (nonpolar, London only)</w:t>
       </w:r>
     </w:p>
+    <w:p/>
     <w:p>
       <w:pPr>
         <w:spacing w:after="40" w:before="80" w:line="240" w:lineRule="auto"/>
@@ -81,18 +82,18 @@
       </w:pPr>
       <w:r>
         <w:rPr>
-          <w:rFonts w:ascii="Arial" w:hAnsi="Arial" w:eastAsia="Arial"/>
+          <w:rFonts w:ascii="Arial" w:hAnsi="Arial"/>
           <w:b w:val="0"/>
           <w:sz w:val="22"/>
         </w:rPr>
-        <w:t>1. Methanol (CH3OH) is completely miscible with water because:</w:t>
+        <w:t>1. Methanol (CH₃OH) is completely miscible with water because:</w:t>
       </w:r>
       <w:r>
         <w:tab/>
       </w:r>
       <w:r>
         <w:rPr>
-          <w:rFonts w:ascii="Arial" w:hAnsi="Arial" w:eastAsia="Arial"/>
+          <w:rFonts w:ascii="Arial" w:hAnsi="Arial"/>
           <w:b w:val="0"/>
           <w:sz w:val="22"/>
         </w:rPr>
@@ -105,7 +106,7 @@
       </w:pPr>
       <w:r>
         <w:rPr>
-          <w:rFonts w:ascii="Arial" w:hAnsi="Arial" w:eastAsia="Arial"/>
+          <w:rFonts w:ascii="Arial" w:hAnsi="Arial"/>
           <w:b w:val="0"/>
           <w:sz w:val="22"/>
         </w:rPr>
@@ -118,7 +119,7 @@
       </w:pPr>
       <w:r>
         <w:rPr>
-          <w:rFonts w:ascii="Arial" w:hAnsi="Arial" w:eastAsia="Arial"/>
+          <w:rFonts w:ascii="Arial" w:hAnsi="Arial"/>
           <w:b w:val="0"/>
           <w:sz w:val="22"/>
         </w:rPr>
@@ -131,7 +132,7 @@
       </w:pPr>
       <w:r>
         <w:rPr>
-          <w:rFonts w:ascii="Arial" w:hAnsi="Arial" w:eastAsia="Arial"/>
+          <w:rFonts w:ascii="Arial" w:hAnsi="Arial"/>
           <w:b w:val="0"/>
           <w:sz w:val="22"/>
         </w:rPr>
@@ -144,7 +145,7 @@
       </w:pPr>
       <w:r>
         <w:rPr>
-          <w:rFonts w:ascii="Arial" w:hAnsi="Arial" w:eastAsia="Arial"/>
+          <w:rFonts w:ascii="Arial" w:hAnsi="Arial"/>
           <w:b w:val="0"/>
           <w:sz w:val="22"/>
         </w:rPr>
@@ -165,7 +166,7 @@
       </w:pPr>
       <w:r>
         <w:rPr>
-          <w:rFonts w:ascii="Arial" w:hAnsi="Arial" w:eastAsia="Arial"/>
+          <w:rFonts w:ascii="Arial" w:hAnsi="Arial"/>
           <w:b w:val="0"/>
           <w:sz w:val="22"/>
         </w:rPr>
@@ -176,7 +177,7 @@
       </w:r>
       <w:r>
         <w:rPr>
-          <w:rFonts w:ascii="Arial" w:hAnsi="Arial" w:eastAsia="Arial"/>
+          <w:rFonts w:ascii="Arial" w:hAnsi="Arial"/>
           <w:b w:val="0"/>
           <w:sz w:val="22"/>
         </w:rPr>
@@ -189,7 +190,7 @@
       </w:pPr>
       <w:r>
         <w:rPr>
-          <w:rFonts w:ascii="Arial" w:hAnsi="Arial" w:eastAsia="Arial"/>
+          <w:rFonts w:ascii="Arial" w:hAnsi="Arial"/>
           <w:b w:val="0"/>
           <w:sz w:val="22"/>
         </w:rPr>
@@ -202,7 +203,7 @@
       </w:pPr>
       <w:r>
         <w:rPr>
-          <w:rFonts w:ascii="Arial" w:hAnsi="Arial" w:eastAsia="Arial"/>
+          <w:rFonts w:ascii="Arial" w:hAnsi="Arial"/>
           <w:b w:val="0"/>
           <w:sz w:val="22"/>
         </w:rPr>
@@ -215,7 +216,7 @@
       </w:pPr>
       <w:r>
         <w:rPr>
-          <w:rFonts w:ascii="Arial" w:hAnsi="Arial" w:eastAsia="Arial"/>
+          <w:rFonts w:ascii="Arial" w:hAnsi="Arial"/>
           <w:b w:val="0"/>
           <w:sz w:val="22"/>
         </w:rPr>
@@ -228,7 +229,7 @@
       </w:pPr>
       <w:r>
         <w:rPr>
-          <w:rFonts w:ascii="Arial" w:hAnsi="Arial" w:eastAsia="Arial"/>
+          <w:rFonts w:ascii="Arial" w:hAnsi="Arial"/>
           <w:b w:val="0"/>
           <w:sz w:val="22"/>
         </w:rPr>
@@ -249,7 +250,7 @@
       </w:pPr>
       <w:r>
         <w:rPr>
-          <w:rFonts w:ascii="Arial" w:hAnsi="Arial" w:eastAsia="Arial"/>
+          <w:rFonts w:ascii="Arial" w:hAnsi="Arial"/>
           <w:b w:val="0"/>
           <w:sz w:val="22"/>
         </w:rPr>
@@ -260,7 +261,7 @@
       </w:r>
       <w:r>
         <w:rPr>
-          <w:rFonts w:ascii="Arial" w:hAnsi="Arial" w:eastAsia="Arial"/>
+          <w:rFonts w:ascii="Arial" w:hAnsi="Arial"/>
           <w:b w:val="0"/>
           <w:sz w:val="22"/>
         </w:rPr>
@@ -273,11 +274,11 @@
       </w:pPr>
       <w:r>
         <w:rPr>
-          <w:rFonts w:ascii="Arial" w:hAnsi="Arial" w:eastAsia="Arial"/>
+          <w:rFonts w:ascii="Arial" w:hAnsi="Arial"/>
           <w:b w:val="0"/>
           <w:sz w:val="22"/>
         </w:rPr>
-        <w:t>A.</w:t>
+        <w:t>A. All particles are identical and evenly spaced throughout (pure element)</w:t>
       </w:r>
     </w:p>
     <w:p>
@@ -286,11 +287,11 @@
       </w:pPr>
       <w:r>
         <w:rPr>
-          <w:rFonts w:ascii="Arial" w:hAnsi="Arial" w:eastAsia="Arial"/>
+          <w:rFonts w:ascii="Arial" w:hAnsi="Arial"/>
           <w:b w:val="0"/>
           <w:sz w:val="22"/>
         </w:rPr>
-        <w:t>B.</w:t>
+        <w:t>B. Different particles evenly distributed at molecular level (homogeneous mixture)</w:t>
       </w:r>
     </w:p>
     <w:p>
@@ -299,11 +300,11 @@
       </w:pPr>
       <w:r>
         <w:rPr>
-          <w:rFonts w:ascii="Arial" w:hAnsi="Arial" w:eastAsia="Arial"/>
+          <w:rFonts w:ascii="Arial" w:hAnsi="Arial"/>
           <w:b w:val="0"/>
           <w:sz w:val="22"/>
         </w:rPr>
-        <w:t>C.</w:t>
+        <w:t>C. Different particles grouped into distinct regions (heterogeneous mixture) ✓</w:t>
       </w:r>
     </w:p>
     <w:p>
@@ -312,11 +313,11 @@
       </w:pPr>
       <w:r>
         <w:rPr>
-          <w:rFonts w:ascii="Arial" w:hAnsi="Arial" w:eastAsia="Arial"/>
+          <w:rFonts w:ascii="Arial" w:hAnsi="Arial"/>
           <w:b w:val="0"/>
           <w:sz w:val="22"/>
         </w:rPr>
-        <w:t>D.</w:t>
+        <w:t>D. Particles chemically bonded in fixed ratio (compound)</w:t>
       </w:r>
     </w:p>
     <w:p>
@@ -330,7 +331,7 @@
       </w:pPr>
       <w:r>
         <w:rPr>
-          <w:rFonts w:ascii="霞鹜文楷 Medium" w:hAnsi="霞鹜文楷 Medium" w:eastAsia="霞鹜文楷 Medium"/>
+          <w:rFonts w:ascii="霞鹜文楷 Medium" w:hAnsi="霞鹜文楷 Medium"/>
           <w:b/>
           <w:sz w:val="22"/>
         </w:rPr>
@@ -343,7 +344,7 @@
       </w:pPr>
       <w:r>
         <w:rPr>
-          <w:rFonts w:ascii="霞鹜文楷 Medium" w:hAnsi="霞鹜文楷 Medium" w:eastAsia="霞鹜文楷 Medium"/>
+          <w:rFonts w:ascii="霞鹜文楷 Medium" w:hAnsi="霞鹜文楷 Medium"/>
           <w:b/>
           <w:sz w:val="22"/>
         </w:rPr>
@@ -356,11 +357,11 @@
       </w:pPr>
       <w:r>
         <w:rPr>
-          <w:rFonts w:ascii="霞鹜文楷 Medium" w:hAnsi="霞鹜文楷 Medium" w:eastAsia="霞鹜文楷 Medium"/>
+          <w:rFonts w:ascii="霞鹜文楷 Medium" w:hAnsi="霞鹜文楷 Medium"/>
           <w:b/>
           <w:sz w:val="22"/>
         </w:rPr>
-        <w:t>2. 稀释定律: M₁V₁ = M₂V₂</w:t>
+        <w:t>2. 稀释定律: M₁V1 = M₂V2</w:t>
       </w:r>
     </w:p>
     <w:p>
@@ -369,13 +370,14 @@
       </w:pPr>
       <w:r>
         <w:rPr>
-          <w:rFonts w:ascii="霞鹜文楷 Medium" w:hAnsi="霞鹜文楷 Medium" w:eastAsia="霞鹜文楷 Medium"/>
+          <w:rFonts w:ascii="霞鹜文楷 Medium" w:hAnsi="霞鹜文楷 Medium"/>
           <w:b/>
           <w:sz w:val="22"/>
         </w:rPr>
         <w:t>3. 离子浓度：注意化学式中离子的化学计量数（如 Ba(OH)₂ → Ba²⁺ + 2OH⁻）</w:t>
       </w:r>
     </w:p>
+    <w:p/>
     <w:p>
       <w:pPr>
         <w:spacing w:after="40" w:before="80" w:line="240" w:lineRule="auto"/>
@@ -385,7 +387,7 @@
       </w:pPr>
       <w:r>
         <w:rPr>
-          <w:rFonts w:ascii="Arial" w:hAnsi="Arial" w:eastAsia="Arial"/>
+          <w:rFonts w:ascii="Arial" w:hAnsi="Arial"/>
           <w:b w:val="0"/>
           <w:sz w:val="22"/>
         </w:rPr>
@@ -396,7 +398,7 @@
       </w:r>
       <w:r>
         <w:rPr>
-          <w:rFonts w:ascii="Arial" w:hAnsi="Arial" w:eastAsia="Arial"/>
+          <w:rFonts w:ascii="Arial" w:hAnsi="Arial"/>
           <w:b w:val="0"/>
           <w:sz w:val="22"/>
         </w:rPr>
@@ -409,7 +411,7 @@
       </w:pPr>
       <w:r>
         <w:rPr>
-          <w:rFonts w:ascii="Arial" w:hAnsi="Arial" w:eastAsia="Arial"/>
+          <w:rFonts w:ascii="Arial" w:hAnsi="Arial"/>
           <w:b w:val="0"/>
           <w:sz w:val="22"/>
         </w:rPr>
@@ -422,7 +424,7 @@
       </w:pPr>
       <w:r>
         <w:rPr>
-          <w:rFonts w:ascii="Arial" w:hAnsi="Arial" w:eastAsia="Arial"/>
+          <w:rFonts w:ascii="Arial" w:hAnsi="Arial"/>
           <w:b w:val="0"/>
           <w:sz w:val="22"/>
         </w:rPr>
@@ -435,7 +437,7 @@
       </w:pPr>
       <w:r>
         <w:rPr>
-          <w:rFonts w:ascii="Arial" w:hAnsi="Arial" w:eastAsia="Arial"/>
+          <w:rFonts w:ascii="Arial" w:hAnsi="Arial"/>
           <w:b w:val="0"/>
           <w:sz w:val="22"/>
         </w:rPr>
@@ -448,7 +450,7 @@
       </w:pPr>
       <w:r>
         <w:rPr>
-          <w:rFonts w:ascii="Arial" w:hAnsi="Arial" w:eastAsia="Arial"/>
+          <w:rFonts w:ascii="Arial" w:hAnsi="Arial"/>
           <w:b w:val="0"/>
           <w:sz w:val="22"/>
         </w:rPr>
@@ -469,22 +471,19 @@
       </w:pPr>
       <w:r>
         <w:rPr>
-          <w:rFonts w:ascii="Arial" w:hAnsi="Arial" w:eastAsia="Arial"/>
+          <w:rFonts w:ascii="Arial" w:hAnsi="Arial"/>
           <w:b w:val="0"/>
           <w:sz w:val="22"/>
         </w:rPr>
-        <w:t>2. Which of the following describes the correct procedure to prepare 0.25 L 0.100 M Na2CO3 (aq)?  (The molar mass of Na2CO3 is 106 gmol-1)</w:t>
-      </w:r>
-      <w:r>
-        <w:tab/>
-      </w:r>
-      <w:r>
-        <w:rPr>
-          <w:rFonts w:ascii="Arial" w:hAnsi="Arial" w:eastAsia="Arial"/>
+        <w:t xml:space="preserve">2.</w:t>
+      </w:r>
+      <w:r>
+        <w:rPr>
+          <w:rFonts w:ascii="Arial" w:hAnsi="Arial"/>
           <w:b w:val="0"/>
           <w:sz w:val="22"/>
         </w:rPr>
-        <w:t>（   ）</w:t>
+        <w:t xml:space="preserve"> Which of the following describes the correct procedure to prepare 0.25 L 0.100 M Na₂CO₃ (aq)?  (The molar mass of Na₂CO₃ is 106 gmol-1)	（   ）</w:t>
       </w:r>
     </w:p>
     <w:p>
@@ -493,11 +492,11 @@
       </w:pPr>
       <w:r>
         <w:rPr>
-          <w:rFonts w:ascii="Arial" w:hAnsi="Arial" w:eastAsia="Arial"/>
+          <w:rFonts w:ascii="Arial" w:hAnsi="Arial"/>
           <w:b w:val="0"/>
           <w:sz w:val="22"/>
         </w:rPr>
-        <w:t>A. Dissolve 1.06 g of Na2CO3 (s) in a small amount of distilled water and dilute to 0.25 L.</w:t>
+        <w:t>A. Dissolve 1.06 g of Na₂CO₃ (s) in a small amount of distilled water and dilute to 0.25 L.</w:t>
       </w:r>
     </w:p>
     <w:p>
@@ -506,11 +505,11 @@
       </w:pPr>
       <w:r>
         <w:rPr>
-          <w:rFonts w:ascii="Arial" w:hAnsi="Arial" w:eastAsia="Arial"/>
+          <w:rFonts w:ascii="Arial" w:hAnsi="Arial"/>
           <w:b w:val="0"/>
           <w:sz w:val="22"/>
         </w:rPr>
-        <w:t>B. Dissolve 2.65 g of Na2CO3 (s) in a small amount of distilled water and dilute to 0.25 L.</w:t>
+        <w:t>B. Dissolve 2.65 g of Na₂CO₃ (s) in a small amount of distilled water and dilute to 0.25 L.</w:t>
       </w:r>
     </w:p>
     <w:p>
@@ -519,11 +518,11 @@
       </w:pPr>
       <w:r>
         <w:rPr>
-          <w:rFonts w:ascii="Arial" w:hAnsi="Arial" w:eastAsia="Arial"/>
+          <w:rFonts w:ascii="Arial" w:hAnsi="Arial"/>
           <w:b w:val="0"/>
           <w:sz w:val="22"/>
         </w:rPr>
-        <w:t>C. Add 1.06 g of Na2CO3 (s) to 0.25 L of distilled water.</w:t>
+        <w:t>C. Add 1.06 g of Na₂CO₃ (s) to 0.25 L of distilled water.</w:t>
       </w:r>
     </w:p>
     <w:p>
@@ -532,11 +531,11 @@
       </w:pPr>
       <w:r>
         <w:rPr>
-          <w:rFonts w:ascii="Arial" w:hAnsi="Arial" w:eastAsia="Arial"/>
+          <w:rFonts w:ascii="Arial" w:hAnsi="Arial"/>
           <w:b w:val="0"/>
           <w:sz w:val="22"/>
         </w:rPr>
-        <w:t>D. Add 2.65 g of Na2CO3 (s) to 0.25 L of distilled water.</w:t>
+        <w:t>D. Add 2.65 g of Na₂CO₃ (s) to 0.25 L of distilled water.</w:t>
       </w:r>
     </w:p>
     <w:p>
@@ -553,80 +552,12 @@
       </w:pPr>
       <w:r>
         <w:rPr>
-          <w:rFonts w:ascii="Arial" w:hAnsi="Arial" w:eastAsia="Arial"/>
+          <w:rFonts w:ascii="Arial" w:hAnsi="Arial"/>
           <w:b w:val="0"/>
           <w:sz w:val="22"/>
         </w:rPr>
-        <w:t>3. A 5.23 g sample of anhydrous K2SO4 (molar mass 174.3  gmol-1) is dissolved in 1.75 L of solution. What is the molarity of the solution, to three significant figures?</w:t>
-      </w:r>
-      <w:r>
-        <w:tab/>
-      </w:r>
-      <w:r>
-        <w:rPr>
-          <w:rFonts w:ascii="Arial" w:hAnsi="Arial" w:eastAsia="Arial"/>
-          <w:b w:val="0"/>
-          <w:sz w:val="22"/>
-        </w:rPr>
-        <w:t>（   ）</w:t>
-      </w:r>
-    </w:p>
-    <w:p>
-      <w:pPr>
-        <w:spacing w:after="20" w:before="0" w:line="240" w:lineRule="auto"/>
-      </w:pPr>
-      <w:r>
-        <w:rPr>
-          <w:rFonts w:ascii="Arial" w:hAnsi="Arial" w:eastAsia="Arial"/>
-          <w:b w:val="0"/>
-          <w:sz w:val="22"/>
-        </w:rPr>
-        <w:t>A. 0.0221</w:t>
-      </w:r>
-    </w:p>
-    <w:p>
-      <w:pPr>
-        <w:spacing w:after="20" w:before="0" w:line="240" w:lineRule="auto"/>
-      </w:pPr>
-      <w:r>
-        <w:rPr>
-          <w:rFonts w:ascii="Arial" w:hAnsi="Arial" w:eastAsia="Arial"/>
-          <w:b w:val="0"/>
-          <w:sz w:val="22"/>
-        </w:rPr>
-        <w:t>B. 0.0171</w:t>
-      </w:r>
-    </w:p>
-    <w:p>
-      <w:pPr>
-        <w:spacing w:after="20" w:before="0" w:line="240" w:lineRule="auto"/>
-      </w:pPr>
-      <w:r>
-        <w:rPr>
-          <w:rFonts w:ascii="Arial" w:hAnsi="Arial" w:eastAsia="Arial"/>
-          <w:b w:val="0"/>
-          <w:sz w:val="22"/>
-        </w:rPr>
-        <w:t>C. 0.0300</w:t>
-      </w:r>
-    </w:p>
-    <w:p>
-      <w:pPr>
-        <w:spacing w:after="20" w:before="0" w:line="240" w:lineRule="auto"/>
-      </w:pPr>
-      <w:r>
-        <w:rPr>
-          <w:rFonts w:ascii="Arial" w:hAnsi="Arial" w:eastAsia="Arial"/>
-          <w:b w:val="0"/>
-          <w:sz w:val="22"/>
-        </w:rPr>
-        <w:t>D. 0.0111</w:t>
-      </w:r>
-    </w:p>
-    <w:p>
-      <w:pPr>
-        <w:spacing w:after="0" w:before="0" w:line="240" w:lineRule="auto"/>
-      </w:pPr>
+        <w:t>3. A 5.23 g sample of anhydrous K₂SO₄ (molar mass 174.3  gmol-1) is dissolved in 1.75 L of solution.</w:t>
+      </w:r>
     </w:p>
     <w:p>
       <w:pPr>
@@ -637,22 +568,11 @@
       </w:pPr>
       <w:r>
         <w:rPr>
-          <w:rFonts w:ascii="Arial" w:hAnsi="Arial" w:eastAsia="Arial"/>
+          <w:rFonts w:ascii="Arial" w:hAnsi="Arial"/>
           <w:b w:val="0"/>
           <w:sz w:val="22"/>
         </w:rPr>
-        <w:t>4. Which of the following solutions contains the greatest number of moles of Cl- ions?</w:t>
-      </w:r>
-      <w:r>
-        <w:tab/>
-      </w:r>
-      <w:r>
-        <w:rPr>
-          <w:rFonts w:ascii="Arial" w:hAnsi="Arial" w:eastAsia="Arial"/>
-          <w:b w:val="0"/>
-          <w:sz w:val="22"/>
-        </w:rPr>
-        <w:t>（   ）</w:t>
+        <w:t>What is the molarity of the solution, to three significant figures?	（   ）</w:t>
       </w:r>
     </w:p>
     <w:p>
@@ -661,11 +581,11 @@
       </w:pPr>
       <w:r>
         <w:rPr>
-          <w:rFonts w:ascii="Arial" w:hAnsi="Arial" w:eastAsia="Arial"/>
+          <w:rFonts w:ascii="Arial" w:hAnsi="Arial"/>
           <w:b w:val="0"/>
           <w:sz w:val="22"/>
         </w:rPr>
-        <w:t>A. 25 mL of 0.10 M CaCl2</w:t>
+        <w:t>A. Option A</w:t>
       </w:r>
     </w:p>
     <w:p>
@@ -674,11 +594,11 @@
       </w:pPr>
       <w:r>
         <w:rPr>
-          <w:rFonts w:ascii="Arial" w:hAnsi="Arial" w:eastAsia="Arial"/>
+          <w:rFonts w:ascii="Arial" w:hAnsi="Arial"/>
           <w:b w:val="0"/>
           <w:sz w:val="22"/>
         </w:rPr>
-        <w:t>B. 10 mL of 0.15 M NaCl</w:t>
+        <w:t>B. Option B</w:t>
       </w:r>
     </w:p>
     <w:p>
@@ -687,11 +607,11 @@
       </w:pPr>
       <w:r>
         <w:rPr>
-          <w:rFonts w:ascii="Arial" w:hAnsi="Arial" w:eastAsia="Arial"/>
+          <w:rFonts w:ascii="Arial" w:hAnsi="Arial"/>
           <w:b w:val="0"/>
           <w:sz w:val="22"/>
         </w:rPr>
-        <w:t>C. 20 mL of 0.20 M SrCl2</w:t>
+        <w:t>C. Option C</w:t>
       </w:r>
     </w:p>
     <w:p>
@@ -700,11 +620,11 @@
       </w:pPr>
       <w:r>
         <w:rPr>
-          <w:rFonts w:ascii="Arial" w:hAnsi="Arial" w:eastAsia="Arial"/>
+          <w:rFonts w:ascii="Arial" w:hAnsi="Arial"/>
           <w:b w:val="0"/>
           <w:sz w:val="22"/>
         </w:rPr>
-        <w:t>D. 10 mL of 0.10 M KCl</w:t>
+        <w:t>D. Option D</w:t>
       </w:r>
     </w:p>
     <w:p>
@@ -721,18 +641,18 @@
       </w:pPr>
       <w:r>
         <w:rPr>
-          <w:rFonts w:ascii="Arial" w:hAnsi="Arial" w:eastAsia="Arial"/>
+          <w:rFonts w:ascii="Arial" w:hAnsi="Arial"/>
           <w:b w:val="0"/>
           <w:sz w:val="22"/>
         </w:rPr>
-        <w:t>5. A 50.2 g sample of barium hydroxide is dissolved in 1.25 L of solution. What is the concentration of hydroxide ions, to three significant figures?</w:t>
+        <w:t>4. Which of the following solutions contains the greatest number of moles of Cl- ions?</w:t>
       </w:r>
       <w:r>
         <w:tab/>
       </w:r>
       <w:r>
         <w:rPr>
-          <w:rFonts w:ascii="Arial" w:hAnsi="Arial" w:eastAsia="Arial"/>
+          <w:rFonts w:ascii="Arial" w:hAnsi="Arial"/>
           <w:b w:val="0"/>
           <w:sz w:val="22"/>
         </w:rPr>
@@ -745,11 +665,11 @@
       </w:pPr>
       <w:r>
         <w:rPr>
-          <w:rFonts w:ascii="Arial" w:hAnsi="Arial" w:eastAsia="Arial"/>
+          <w:rFonts w:ascii="Arial" w:hAnsi="Arial"/>
           <w:b w:val="0"/>
           <w:sz w:val="22"/>
         </w:rPr>
-        <w:t>A. 0.234 M</w:t>
+        <w:t>A. 25 mL of 0.10 M CaCl₂</w:t>
       </w:r>
     </w:p>
     <w:p>
@@ -758,11 +678,11 @@
       </w:pPr>
       <w:r>
         <w:rPr>
-          <w:rFonts w:ascii="Arial" w:hAnsi="Arial" w:eastAsia="Arial"/>
+          <w:rFonts w:ascii="Arial" w:hAnsi="Arial"/>
           <w:b w:val="0"/>
           <w:sz w:val="22"/>
         </w:rPr>
-        <w:t>B. 0.366 M</w:t>
+        <w:t>B. Option B</w:t>
       </w:r>
     </w:p>
     <w:p>
@@ -771,11 +691,11 @@
       </w:pPr>
       <w:r>
         <w:rPr>
-          <w:rFonts w:ascii="Arial" w:hAnsi="Arial" w:eastAsia="Arial"/>
+          <w:rFonts w:ascii="Arial" w:hAnsi="Arial"/>
           <w:b w:val="0"/>
           <w:sz w:val="22"/>
         </w:rPr>
-        <w:t>C. 0.469 M</w:t>
+        <w:t>C. 20 mL of 0.20 M SrCl₂</w:t>
       </w:r>
     </w:p>
     <w:p>
@@ -784,11 +704,11 @@
       </w:pPr>
       <w:r>
         <w:rPr>
-          <w:rFonts w:ascii="Arial" w:hAnsi="Arial" w:eastAsia="Arial"/>
+          <w:rFonts w:ascii="Arial" w:hAnsi="Arial"/>
           <w:b w:val="0"/>
           <w:sz w:val="22"/>
         </w:rPr>
-        <w:t>D. 0.732 M</w:t>
+        <w:t>D. Option D</w:t>
       </w:r>
     </w:p>
     <w:p>
@@ -805,80 +725,12 @@
       </w:pPr>
       <w:r>
         <w:rPr>
-          <w:rFonts w:ascii="Arial" w:hAnsi="Arial" w:eastAsia="Arial"/>
+          <w:rFonts w:ascii="Arial" w:hAnsi="Arial"/>
           <w:b w:val="0"/>
           <w:sz w:val="22"/>
         </w:rPr>
-        <w:t>6. Ascorbic acid has the chemical formula C6H8O6. How many millilitres of a 0.0653 M solution of ascorbic acid would be required to obtain 4.90 g of ascorbic acid?</w:t>
-      </w:r>
-      <w:r>
-        <w:tab/>
-      </w:r>
-      <w:r>
-        <w:rPr>
-          <w:rFonts w:ascii="Arial" w:hAnsi="Arial" w:eastAsia="Arial"/>
-          <w:b w:val="0"/>
-          <w:sz w:val="22"/>
-        </w:rPr>
-        <w:t>（   ）</w:t>
-      </w:r>
-    </w:p>
-    <w:p>
-      <w:pPr>
-        <w:spacing w:after="20" w:before="0" w:line="240" w:lineRule="auto"/>
-      </w:pPr>
-      <w:r>
-        <w:rPr>
-          <w:rFonts w:ascii="Arial" w:hAnsi="Arial" w:eastAsia="Arial"/>
-          <w:b w:val="0"/>
-          <w:sz w:val="22"/>
-        </w:rPr>
-        <w:t>A. 27.8</w:t>
-      </w:r>
-    </w:p>
-    <w:p>
-      <w:pPr>
-        <w:spacing w:after="20" w:before="0" w:line="240" w:lineRule="auto"/>
-      </w:pPr>
-      <w:r>
-        <w:rPr>
-          <w:rFonts w:ascii="Arial" w:hAnsi="Arial" w:eastAsia="Arial"/>
-          <w:b w:val="0"/>
-          <w:sz w:val="22"/>
-        </w:rPr>
-        <w:t>B. 426</w:t>
-      </w:r>
-    </w:p>
-    <w:p>
-      <w:pPr>
-        <w:spacing w:after="20" w:before="0" w:line="240" w:lineRule="auto"/>
-      </w:pPr>
-      <w:r>
-        <w:rPr>
-          <w:rFonts w:ascii="Arial" w:hAnsi="Arial" w:eastAsia="Arial"/>
-          <w:b w:val="0"/>
-          <w:sz w:val="22"/>
-        </w:rPr>
-        <w:t>C. 550</w:t>
-      </w:r>
-    </w:p>
-    <w:p>
-      <w:pPr>
-        <w:spacing w:after="20" w:before="0" w:line="240" w:lineRule="auto"/>
-      </w:pPr>
-      <w:r>
-        <w:rPr>
-          <w:rFonts w:ascii="Arial" w:hAnsi="Arial" w:eastAsia="Arial"/>
-          <w:b w:val="0"/>
-          <w:sz w:val="22"/>
-        </w:rPr>
-        <w:t>D. 2350</w:t>
-      </w:r>
-    </w:p>
-    <w:p>
-      <w:pPr>
-        <w:spacing w:after="0" w:before="0" w:line="240" w:lineRule="auto"/>
-      </w:pPr>
+        <w:t>5. A 50.2 g sample of barium hydroxide is dissolved in 1.25 L of solution.</w:t>
+      </w:r>
     </w:p>
     <w:p>
       <w:pPr>
@@ -889,22 +741,11 @@
       </w:pPr>
       <w:r>
         <w:rPr>
-          <w:rFonts w:ascii="Arial" w:hAnsi="Arial" w:eastAsia="Arial"/>
+          <w:rFonts w:ascii="Arial" w:hAnsi="Arial"/>
           <w:b w:val="0"/>
           <w:sz w:val="22"/>
         </w:rPr>
-        <w:t>7. Equal volumes of solutions in two different vessels are represented above. (Water molecules are not shown). If vessel 1 represents a CaCl2 (aq) solution, then vessel 2 could represent an aqueous solution of</w:t>
-      </w:r>
-      <w:r>
-        <w:tab/>
-      </w:r>
-      <w:r>
-        <w:rPr>
-          <w:rFonts w:ascii="Arial" w:hAnsi="Arial" w:eastAsia="Arial"/>
-          <w:b w:val="0"/>
-          <w:sz w:val="22"/>
-        </w:rPr>
-        <w:t>（   ）</w:t>
+        <w:t>What is the concentration of hydroxide ions, to three significant figures?	（   ）</w:t>
       </w:r>
     </w:p>
     <w:p>
@@ -913,11 +754,11 @@
       </w:pPr>
       <w:r>
         <w:rPr>
-          <w:rFonts w:ascii="Arial" w:hAnsi="Arial" w:eastAsia="Arial"/>
+          <w:rFonts w:ascii="Arial" w:hAnsi="Arial"/>
           <w:b w:val="0"/>
           <w:sz w:val="22"/>
         </w:rPr>
-        <w:t>A. CaCl2 with the same molarity as the solution in vessel 1.</w:t>
+        <w:t>A. Option A</w:t>
       </w:r>
     </w:p>
     <w:p>
@@ -926,11 +767,11 @@
       </w:pPr>
       <w:r>
         <w:rPr>
-          <w:rFonts w:ascii="Arial" w:hAnsi="Arial" w:eastAsia="Arial"/>
+          <w:rFonts w:ascii="Arial" w:hAnsi="Arial"/>
           <w:b w:val="0"/>
           <w:sz w:val="22"/>
         </w:rPr>
-        <w:t>B. CaCl2 with half the molarity of the solution in vessel 1.</w:t>
+        <w:t>B. Option B</w:t>
       </w:r>
     </w:p>
     <w:p>
@@ -939,11 +780,11 @@
       </w:pPr>
       <w:r>
         <w:rPr>
-          <w:rFonts w:ascii="Arial" w:hAnsi="Arial" w:eastAsia="Arial"/>
+          <w:rFonts w:ascii="Arial" w:hAnsi="Arial"/>
           <w:b w:val="0"/>
           <w:sz w:val="22"/>
         </w:rPr>
-        <w:t>C. KCl with the same molarity as the solution in vessel 1.</w:t>
+        <w:t>C. Option C</w:t>
       </w:r>
     </w:p>
     <w:p>
@@ -952,95 +793,17 @@
       </w:pPr>
       <w:r>
         <w:rPr>
-          <w:rFonts w:ascii="Arial" w:hAnsi="Arial" w:eastAsia="Arial"/>
+          <w:rFonts w:ascii="Arial" w:hAnsi="Arial"/>
           <w:b w:val="0"/>
           <w:sz w:val="22"/>
         </w:rPr>
-        <w:t>D. KCl with half the molarity of the solution in vessel 1.</w:t>
+        <w:t>D. Option D</w:t>
       </w:r>
     </w:p>
     <w:p>
       <w:pPr>
         <w:spacing w:after="0" w:before="0" w:line="240" w:lineRule="auto"/>
       </w:pPr>
-    </w:p>
-    <w:p>
-      <w:pPr>
-        <w:spacing w:after="60" w:before="60" w:line="240" w:lineRule="auto"/>
-      </w:pPr>
-      <w:r>
-        <w:rPr>
-          <w:rFonts w:ascii="霞鹜文楷 Medium" w:hAnsi="霞鹜文楷 Medium" w:eastAsia="霞鹜文楷 Medium"/>
-          <w:b/>
-          <w:sz w:val="22"/>
-        </w:rPr>
-        <w:t>考点 C: 溶液分离 (Separation of Solutions)</w:t>
-      </w:r>
-    </w:p>
-    <w:p>
-      <w:pPr>
-        <w:spacing w:after="60" w:before="60" w:line="240" w:lineRule="auto"/>
-      </w:pPr>
-      <w:r>
-        <w:rPr>
-          <w:rFonts w:ascii="霞鹜文楷 Medium" w:hAnsi="霞鹜文楷 Medium" w:eastAsia="霞鹜文楷 Medium"/>
-          <w:b/>
-          <w:sz w:val="22"/>
-        </w:rPr>
-        <w:t>1. 掌握色谱分析（Rf 值）</w:t>
-      </w:r>
-    </w:p>
-    <w:p>
-      <w:pPr>
-        <w:spacing w:after="60" w:before="60" w:line="240" w:lineRule="auto"/>
-      </w:pPr>
-      <w:r>
-        <w:rPr>
-          <w:rFonts w:ascii="霞鹜文楷 Medium" w:hAnsi="霞鹜文楷 Medium" w:eastAsia="霞鹜文楷 Medium"/>
-          <w:b/>
-          <w:sz w:val="22"/>
-        </w:rPr>
-        <w:t>Rf = distance traveled by component / distance traveled by solvent front</w:t>
-      </w:r>
-    </w:p>
-    <w:p>
-      <w:pPr>
-        <w:spacing w:after="60" w:before="60" w:line="240" w:lineRule="auto"/>
-      </w:pPr>
-      <w:r>
-        <w:rPr>
-          <w:rFonts w:ascii="霞鹜文楷 Medium" w:hAnsi="霞鹜文楷 Medium" w:eastAsia="霞鹜文楷 Medium"/>
-          <w:b/>
-          <w:sz w:val="22"/>
-        </w:rPr>
-        <w:t>Higher Rf → stronger affinity for mobile phase; Lower Rf → stronger affinity for stationary phase</w:t>
-      </w:r>
-    </w:p>
-    <w:p>
-      <w:pPr>
-        <w:spacing w:after="60" w:before="60" w:line="240" w:lineRule="auto"/>
-      </w:pPr>
-      <w:r>
-        <w:rPr>
-          <w:rFonts w:ascii="霞鹜文楷 Medium" w:hAnsi="霞鹜文楷 Medium" w:eastAsia="霞鹜文楷 Medium"/>
-          <w:b/>
-          <w:sz w:val="22"/>
-        </w:rPr>
-        <w:t>蒸馏 (Distillation): 利用沸点（蒸气压）差异分离互溶液体</w:t>
-      </w:r>
-    </w:p>
-    <w:p>
-      <w:pPr>
-        <w:spacing w:after="60" w:before="60" w:line="240" w:lineRule="auto"/>
-      </w:pPr>
-      <w:r>
-        <w:rPr>
-          <w:rFonts w:ascii="霞鹜文楷 Medium" w:hAnsi="霞鹜文楷 Medium" w:eastAsia="霞鹜文楷 Medium"/>
-          <w:b/>
-          <w:sz w:val="22"/>
-        </w:rPr>
-        <w:t>色谱法 (Chromatography): 利用极性与流动相/固定相亲和力差异分离</w:t>
-      </w:r>
     </w:p>
     <w:p>
       <w:pPr>
@@ -1051,80 +814,20 @@
       </w:pPr>
       <w:r>
         <w:rPr>
-          <w:rFonts w:ascii="Arial" w:hAnsi="Arial" w:eastAsia="Arial"/>
+          <w:rFonts w:ascii="Arial" w:hAnsi="Arial"/>
           <w:b w:val="0"/>
           <w:sz w:val="22"/>
         </w:rPr>
-        <w:t>1. Dye X travels 5.1 cm, dye Y travels 2.6 cm, solvent front 8.5 cm. Which dye has stronger affinity for the stationary phase?</w:t>
-      </w:r>
-      <w:r>
-        <w:tab/>
-      </w:r>
-      <w:r>
-        <w:rPr>
-          <w:rFonts w:ascii="Arial" w:hAnsi="Arial" w:eastAsia="Arial"/>
+        <w:t>6.</w:t>
+      </w:r>
+      <w:r>
+        <w:rPr>
+          <w:rFonts w:ascii="Arial" w:hAnsi="Arial"/>
           <w:b w:val="0"/>
           <w:sz w:val="22"/>
         </w:rPr>
-        <w:t>（   ）</w:t>
-      </w:r>
-    </w:p>
-    <w:p>
-      <w:pPr>
-        <w:spacing w:after="20" w:before="0" w:line="240" w:lineRule="auto"/>
-      </w:pPr>
-      <w:r>
-        <w:rPr>
-          <w:rFonts w:ascii="Arial" w:hAnsi="Arial" w:eastAsia="Arial"/>
-          <w:b w:val="0"/>
-          <w:sz w:val="22"/>
-        </w:rPr>
-        <w:t>A  Dye X (Rf = 0.60)</w:t>
-      </w:r>
-    </w:p>
-    <w:p>
-      <w:pPr>
-        <w:spacing w:after="20" w:before="0" w:line="240" w:lineRule="auto"/>
-      </w:pPr>
-      <w:r>
-        <w:rPr>
-          <w:rFonts w:ascii="Arial" w:hAnsi="Arial" w:eastAsia="Arial"/>
-          <w:b w:val="0"/>
-          <w:sz w:val="22"/>
-        </w:rPr>
-        <w:t>B  Dye Y (Rf = 0.31)</w:t>
-      </w:r>
-    </w:p>
-    <w:p>
-      <w:pPr>
-        <w:spacing w:after="20" w:before="0" w:line="240" w:lineRule="auto"/>
-      </w:pPr>
-      <w:r>
-        <w:rPr>
-          <w:rFonts w:ascii="Arial" w:hAnsi="Arial" w:eastAsia="Arial"/>
-          <w:b w:val="0"/>
-          <w:sz w:val="22"/>
-        </w:rPr>
-        <w:t>C  Both have equal affinity.</w:t>
-      </w:r>
-    </w:p>
-    <w:p>
-      <w:pPr>
-        <w:spacing w:after="20" w:before="0" w:line="240" w:lineRule="auto"/>
-      </w:pPr>
-      <w:r>
-        <w:rPr>
-          <w:rFonts w:ascii="Arial" w:hAnsi="Arial" w:eastAsia="Arial"/>
-          <w:b w:val="0"/>
-          <w:sz w:val="22"/>
-        </w:rPr>
-        <w:t>D  Cannot be determined.</w:t>
-      </w:r>
-    </w:p>
-    <w:p>
-      <w:pPr>
-        <w:spacing w:after="0" w:before="0" w:line="240" w:lineRule="auto"/>
-      </w:pPr>
+        <w:t xml:space="preserve"> Ascorbic acid has the chemical formula C₆H₈O₆.</w:t>
+      </w:r>
     </w:p>
     <w:p>
       <w:pPr>
@@ -1135,22 +838,11 @@
       </w:pPr>
       <w:r>
         <w:rPr>
-          <w:rFonts w:ascii="Arial" w:hAnsi="Arial" w:eastAsia="Arial"/>
+          <w:rFonts w:ascii="Arial" w:hAnsi="Arial"/>
           <w:b w:val="0"/>
           <w:sz w:val="22"/>
         </w:rPr>
-        <w:t>2. A chromatogram of two compounds, A and B, is shown above. The Rf value of compound B is</w:t>
-      </w:r>
-      <w:r>
-        <w:tab/>
-      </w:r>
-      <w:r>
-        <w:rPr>
-          <w:rFonts w:ascii="Arial" w:hAnsi="Arial" w:eastAsia="Arial"/>
-          <w:b w:val="0"/>
-          <w:sz w:val="22"/>
-        </w:rPr>
-        <w:t>（   ）</w:t>
+        <w:t>How many millilitres of a 0.0653 M solution of ascorbic acid would be required to obtain 4.90 g of ascorbic acid?	（   ）</w:t>
       </w:r>
     </w:p>
     <w:p>
@@ -1159,11 +851,11 @@
       </w:pPr>
       <w:r>
         <w:rPr>
-          <w:rFonts w:ascii="Arial" w:hAnsi="Arial" w:eastAsia="Arial"/>
+          <w:rFonts w:ascii="Arial" w:hAnsi="Arial"/>
           <w:b w:val="0"/>
           <w:sz w:val="22"/>
         </w:rPr>
-        <w:t>A. 0.21</w:t>
+        <w:t>A. Option A</w:t>
       </w:r>
     </w:p>
     <w:p>
@@ -1172,11 +864,11 @@
       </w:pPr>
       <w:r>
         <w:rPr>
-          <w:rFonts w:ascii="Arial" w:hAnsi="Arial" w:eastAsia="Arial"/>
+          <w:rFonts w:ascii="Arial" w:hAnsi="Arial"/>
           <w:b w:val="0"/>
           <w:sz w:val="22"/>
         </w:rPr>
-        <w:t>B. 0.44</w:t>
+        <w:t>B. Option B</w:t>
       </w:r>
     </w:p>
     <w:p>
@@ -1185,11 +877,11 @@
       </w:pPr>
       <w:r>
         <w:rPr>
-          <w:rFonts w:ascii="Arial" w:hAnsi="Arial" w:eastAsia="Arial"/>
+          <w:rFonts w:ascii="Arial" w:hAnsi="Arial"/>
           <w:b w:val="0"/>
           <w:sz w:val="22"/>
         </w:rPr>
-        <w:t>C. 0.65</w:t>
+        <w:t>C. Option C</w:t>
       </w:r>
     </w:p>
     <w:p>
@@ -1198,11 +890,11 @@
       </w:pPr>
       <w:r>
         <w:rPr>
-          <w:rFonts w:ascii="Arial" w:hAnsi="Arial" w:eastAsia="Arial"/>
+          <w:rFonts w:ascii="Arial" w:hAnsi="Arial"/>
           <w:b w:val="0"/>
           <w:sz w:val="22"/>
         </w:rPr>
-        <w:t>D. 1.54</w:t>
+        <w:t>D. Option D</w:t>
       </w:r>
     </w:p>
     <w:p>
@@ -1219,80 +911,20 @@
       </w:pPr>
       <w:r>
         <w:rPr>
-          <w:rFonts w:ascii="Arial" w:hAnsi="Arial" w:eastAsia="Arial"/>
+          <w:rFonts w:ascii="Arial" w:hAnsi="Arial"/>
           <w:b w:val="0"/>
           <w:sz w:val="22"/>
         </w:rPr>
-        <w:t>3. The distance that an amino acid moves on a chromatogram depends on</w:t>
-      </w:r>
-      <w:r>
-        <w:tab/>
-      </w:r>
-      <w:r>
-        <w:rPr>
-          <w:rFonts w:ascii="Arial" w:hAnsi="Arial" w:eastAsia="Arial"/>
+        <w:t>7.</w:t>
+      </w:r>
+      <w:r>
+        <w:rPr>
+          <w:rFonts w:ascii="Arial" w:hAnsi="Arial"/>
           <w:b w:val="0"/>
           <w:sz w:val="22"/>
         </w:rPr>
-        <w:t>（   ）</w:t>
-      </w:r>
-    </w:p>
-    <w:p>
-      <w:pPr>
-        <w:spacing w:after="20" w:before="0" w:line="240" w:lineRule="auto"/>
-      </w:pPr>
-      <w:r>
-        <w:rPr>
-          <w:rFonts w:ascii="Arial" w:hAnsi="Arial" w:eastAsia="Arial"/>
-          <w:b w:val="0"/>
-          <w:sz w:val="22"/>
-        </w:rPr>
-        <w:t>A. the intermolecular forces between the amino acid and the stationary phase.</w:t>
-      </w:r>
-    </w:p>
-    <w:p>
-      <w:pPr>
-        <w:spacing w:after="20" w:before="0" w:line="240" w:lineRule="auto"/>
-      </w:pPr>
-      <w:r>
-        <w:rPr>
-          <w:rFonts w:ascii="Arial" w:hAnsi="Arial" w:eastAsia="Arial"/>
-          <w:b w:val="0"/>
-          <w:sz w:val="22"/>
-        </w:rPr>
-        <w:t>B. the intermolecular forces between the amino acid and both the mobile and stationary phases.</w:t>
-      </w:r>
-    </w:p>
-    <w:p>
-      <w:pPr>
-        <w:spacing w:after="20" w:before="0" w:line="240" w:lineRule="auto"/>
-      </w:pPr>
-      <w:r>
-        <w:rPr>
-          <w:rFonts w:ascii="Arial" w:hAnsi="Arial" w:eastAsia="Arial"/>
-          <w:b w:val="0"/>
-          <w:sz w:val="22"/>
-        </w:rPr>
-        <w:t>C. the intermolecular forces between the solvent and the stationary phase.</w:t>
-      </w:r>
-    </w:p>
-    <w:p>
-      <w:pPr>
-        <w:spacing w:after="20" w:before="0" w:line="240" w:lineRule="auto"/>
-      </w:pPr>
-      <w:r>
-        <w:rPr>
-          <w:rFonts w:ascii="Arial" w:hAnsi="Arial" w:eastAsia="Arial"/>
-          <w:b w:val="0"/>
-          <w:sz w:val="22"/>
-        </w:rPr>
-        <w:t>D. the intermolecular forces between the solvent and both the mobile and stationary phases.</w:t>
-      </w:r>
-    </w:p>
-    <w:p>
-      <w:pPr>
-        <w:spacing w:after="0" w:before="0" w:line="240" w:lineRule="auto"/>
-      </w:pPr>
+        <w:t xml:space="preserve"> Equal volumes of solutions in two different vessels are represented above. (Water molecules are not shown).</w:t>
+      </w:r>
     </w:p>
     <w:p>
       <w:pPr>
@@ -1303,22 +935,11 @@
       </w:pPr>
       <w:r>
         <w:rPr>
-          <w:rFonts w:ascii="Arial" w:hAnsi="Arial" w:eastAsia="Arial"/>
+          <w:rFonts w:ascii="Arial" w:hAnsi="Arial"/>
           <w:b w:val="0"/>
           <w:sz w:val="22"/>
         </w:rPr>
-        <w:t>4. A sample of cyclohexene contaminated with cyclohexanol is separated by column chromatography. Hexane is used as the mobile phase and silica gel as the stationary phase. Which statement correctly explains why cyclohexene has a shorter retention time than cyclohexanol?</w:t>
-      </w:r>
-      <w:r>
-        <w:tab/>
-      </w:r>
-      <w:r>
-        <w:rPr>
-          <w:rFonts w:ascii="Arial" w:hAnsi="Arial" w:eastAsia="Arial"/>
-          <w:b w:val="0"/>
-          <w:sz w:val="22"/>
-        </w:rPr>
-        <w:t>（   ）</w:t>
+        <w:t>If vessel 1 represents a CaCl₂ (aq) solution, then vessel 2 could represent an aqueous solution of	（   ）</w:t>
       </w:r>
     </w:p>
     <w:p>
@@ -1327,11 +948,11 @@
       </w:pPr>
       <w:r>
         <w:rPr>
-          <w:rFonts w:ascii="Arial" w:hAnsi="Arial" w:eastAsia="Arial"/>
+          <w:rFonts w:ascii="Arial" w:hAnsi="Arial"/>
           <w:b w:val="0"/>
           <w:sz w:val="22"/>
         </w:rPr>
-        <w:t>A. Cyclohexene and cyclohexanol have different polarities.</w:t>
+        <w:t>A. CaCl₂ with the same molarity as the solution in vessel 1.</w:t>
       </w:r>
     </w:p>
     <w:p>
@@ -1340,11 +961,11 @@
       </w:pPr>
       <w:r>
         <w:rPr>
-          <w:rFonts w:ascii="Arial" w:hAnsi="Arial" w:eastAsia="Arial"/>
+          <w:rFonts w:ascii="Arial" w:hAnsi="Arial"/>
           <w:b w:val="0"/>
           <w:sz w:val="22"/>
         </w:rPr>
-        <w:t>B. Cyclohexene is polar due to the C=C.</w:t>
+        <w:t>B. CaCl₂ with half the molarity of the solution in vessel 1.</w:t>
       </w:r>
     </w:p>
     <w:p>
@@ -1353,11 +974,11 @@
       </w:pPr>
       <w:r>
         <w:rPr>
-          <w:rFonts w:ascii="Arial" w:hAnsi="Arial" w:eastAsia="Arial"/>
+          <w:rFonts w:ascii="Arial" w:hAnsi="Arial"/>
           <w:b w:val="0"/>
           <w:sz w:val="22"/>
         </w:rPr>
-        <w:t>C. Cyclohexanol is held in the mobile phase for longer.</w:t>
+        <w:t>C. KCl with the same molarity as the solution in vessel 1.</w:t>
       </w:r>
     </w:p>
     <w:p>
@@ -1366,11 +987,11 @@
       </w:pPr>
       <w:r>
         <w:rPr>
-          <w:rFonts w:ascii="Arial" w:hAnsi="Arial" w:eastAsia="Arial"/>
+          <w:rFonts w:ascii="Arial" w:hAnsi="Arial"/>
           <w:b w:val="0"/>
           <w:sz w:val="22"/>
         </w:rPr>
-        <w:t>D. Cyclohexanol can form hydrogen bonds with the silica gel.</w:t>
+        <w:t>D. KCl with half the molarity of the solution in vessel 1.</w:t>
       </w:r>
     </w:p>
     <w:p>
@@ -1378,6 +999,134 @@
         <w:spacing w:after="0" w:before="0" w:line="240" w:lineRule="auto"/>
       </w:pPr>
     </w:p>
+    <w:p>
+      <w:pPr>
+        <w:spacing w:after="60" w:before="60" w:line="240" w:lineRule="auto"/>
+      </w:pPr>
+      <w:r>
+        <w:rPr>
+          <w:rFonts w:ascii="霞鹜文楷 Medium" w:hAnsi="霞鹜文楷 Medium"/>
+          <w:b/>
+          <w:sz w:val="22"/>
+        </w:rPr>
+        <w:t>考点 C: 溶液分离 (Separation of Solutions)</w:t>
+      </w:r>
+    </w:p>
+    <w:p>
+      <w:pPr>
+        <w:spacing w:after="60" w:before="60" w:line="240" w:lineRule="auto"/>
+      </w:pPr>
+      <w:r>
+        <w:rPr>
+          <w:rFonts w:ascii="霞鹜文楷 Medium" w:hAnsi="霞鹜文楷 Medium"/>
+          <w:b/>
+          <w:sz w:val="22"/>
+        </w:rPr>
+        <w:t>1. 掌握色谱分析（Rf 值）</w:t>
+      </w:r>
+    </w:p>
+    <w:p>
+      <w:r>
+        <w:drawing>
+          <wp:inline xmlns:a="http://schemas.openxmlformats.org/drawingml/2006/main" xmlns:pic="http://schemas.openxmlformats.org/drawingml/2006/picture">
+            <wp:extent cx="3780000" cy="2785808"/>
+            <wp:docPr id="1" name="Picture 1"/>
+            <wp:cNvGraphicFramePr>
+              <a:graphicFrameLocks noChangeAspect="1"/>
+            </wp:cNvGraphicFramePr>
+            <a:graphic>
+              <a:graphicData uri="http://schemas.openxmlformats.org/drawingml/2006/picture">
+                <pic:pic>
+                  <pic:nvPicPr>
+                    <pic:cNvPr id="0" name="f_c07_01.png"/>
+                    <pic:cNvPicPr/>
+                  </pic:nvPicPr>
+                  <pic:blipFill>
+                    <a:blip r:embed="rId9"/>
+                    <a:stretch>
+                      <a:fillRect/>
+                    </a:stretch>
+                  </pic:blipFill>
+                  <pic:spPr>
+                    <a:xfrm>
+                      <a:off x="0" y="0"/>
+                      <a:ext cx="3780000" cy="2785808"/>
+                    </a:xfrm>
+                    <a:prstGeom prst="rect"/>
+                  </pic:spPr>
+                </pic:pic>
+              </a:graphicData>
+            </a:graphic>
+          </wp:inline>
+        </w:drawing>
+      </w:r>
+    </w:p>
+    <w:p>
+      <w:pPr>
+        <w:spacing w:before="20" w:after="120"/>
+      </w:pPr>
+      <w:r>
+        <w:rPr>
+          <w:rFonts w:ascii="霞鹜文楷 Medium" w:hAnsi="霞鹜文楷 Medium"/>
+          <w:b/>
+          <w:sz w:val="18"/>
+        </w:rPr>
+        <w:t>图 C₀7-1：色谱 Rf 示意图（对应考点 C 色谱分析 / MCQ6）</w:t>
+      </w:r>
+    </w:p>
+    <w:p>
+      <w:pPr>
+        <w:spacing w:after="60" w:before="60" w:line="240" w:lineRule="auto"/>
+      </w:pPr>
+      <w:r>
+        <w:rPr>
+          <w:rFonts w:ascii="霞鹜文楷 Medium" w:hAnsi="霞鹜文楷 Medium"/>
+          <w:b/>
+          <w:sz w:val="22"/>
+        </w:rPr>
+        <w:t>Rf = distance traveled by component / distance traveled by solvent front</w:t>
+      </w:r>
+    </w:p>
+    <w:p>
+      <w:pPr>
+        <w:spacing w:after="60" w:before="60" w:line="240" w:lineRule="auto"/>
+      </w:pPr>
+      <w:r>
+        <w:rPr>
+          <w:rFonts w:ascii="霞鹜文楷 Medium" w:hAnsi="霞鹜文楷 Medium"/>
+          <w:b/>
+          <w:sz w:val="22"/>
+        </w:rPr>
+        <w:t>Higher Rf → stronger affinity for mobile phase; Lower Rf → stronger affinity for stationary phase</w:t>
+      </w:r>
+    </w:p>
+    <w:p>
+      <w:pPr>
+        <w:spacing w:after="60" w:before="60" w:line="240" w:lineRule="auto"/>
+      </w:pPr>
+      <w:r>
+        <w:rPr>
+          <w:rFonts w:ascii="霞鹜文楷 Medium" w:hAnsi="霞鹜文楷 Medium"/>
+          <w:b/>
+          <w:sz w:val="22"/>
+        </w:rPr>
+        <w:t>蒸馏 (Distillation): 利用沸点（蒸气压）差异分离互溶液体</w:t>
+      </w:r>
+    </w:p>
+    <w:p>
+      <w:pPr>
+        <w:spacing w:after="60" w:before="60" w:line="240" w:lineRule="auto"/>
+      </w:pPr>
+      <w:r>
+        <w:rPr>
+          <w:rFonts w:ascii="霞鹜文楷 Medium" w:hAnsi="霞鹜文楷 Medium"/>
+          <w:b/>
+          <w:sz w:val="22"/>
+        </w:rPr>
+        <w:t>色谱法 (Chromatography): 利用极性与流动相/固定相亲和力差异分离</w:t>
+      </w:r>
+    </w:p>
+    <w:p/>
     <w:p>
       <w:pPr>
         <w:spacing w:after="40" w:before="80" w:line="240" w:lineRule="auto"/>
@@ -1387,80 +1136,20 @@
       </w:pPr>
       <w:r>
         <w:rPr>
-          <w:rFonts w:ascii="Arial" w:hAnsi="Arial" w:eastAsia="Arial"/>
+          <w:rFonts w:ascii="Arial" w:hAnsi="Arial"/>
           <w:b w:val="0"/>
           <w:sz w:val="22"/>
         </w:rPr>
-        <w:t>5. Four pure dyes, A through D, are spotted on chromatography paper as indicated in the diagram below.  An unknown dye, X, is spotted on a separate piece of chromatography paper. Both papers are then developed in chromatography chambers. The developed chromatograms are shown above. Based on the results of the paper chromatography experiment, which of the four dyes is most likely to be dye X?</w:t>
-      </w:r>
-      <w:r>
-        <w:tab/>
-      </w:r>
-      <w:r>
-        <w:rPr>
-          <w:rFonts w:ascii="Arial" w:hAnsi="Arial" w:eastAsia="Arial"/>
+        <w:t>1.</w:t>
+      </w:r>
+      <w:r>
+        <w:rPr>
+          <w:rFonts w:ascii="Arial" w:hAnsi="Arial"/>
           <w:b w:val="0"/>
           <w:sz w:val="22"/>
         </w:rPr>
-        <w:t>（   ）</w:t>
-      </w:r>
-    </w:p>
-    <w:p>
-      <w:pPr>
-        <w:spacing w:after="20" w:before="0" w:line="240" w:lineRule="auto"/>
-      </w:pPr>
-      <w:r>
-        <w:rPr>
-          <w:rFonts w:ascii="Arial" w:hAnsi="Arial" w:eastAsia="Arial"/>
-          <w:b w:val="0"/>
-          <w:sz w:val="22"/>
-        </w:rPr>
-        <w:t>A. Dye A</w:t>
-      </w:r>
-    </w:p>
-    <w:p>
-      <w:pPr>
-        <w:spacing w:after="20" w:before="0" w:line="240" w:lineRule="auto"/>
-      </w:pPr>
-      <w:r>
-        <w:rPr>
-          <w:rFonts w:ascii="Arial" w:hAnsi="Arial" w:eastAsia="Arial"/>
-          <w:b w:val="0"/>
-          <w:sz w:val="22"/>
-        </w:rPr>
-        <w:t>B. Dye B</w:t>
-      </w:r>
-    </w:p>
-    <w:p>
-      <w:pPr>
-        <w:spacing w:after="20" w:before="0" w:line="240" w:lineRule="auto"/>
-      </w:pPr>
-      <w:r>
-        <w:rPr>
-          <w:rFonts w:ascii="Arial" w:hAnsi="Arial" w:eastAsia="Arial"/>
-          <w:b w:val="0"/>
-          <w:sz w:val="22"/>
-        </w:rPr>
-        <w:t>C. Dye C</w:t>
-      </w:r>
-    </w:p>
-    <w:p>
-      <w:pPr>
-        <w:spacing w:after="20" w:before="0" w:line="240" w:lineRule="auto"/>
-      </w:pPr>
-      <w:r>
-        <w:rPr>
-          <w:rFonts w:ascii="Arial" w:hAnsi="Arial" w:eastAsia="Arial"/>
-          <w:b w:val="0"/>
-          <w:sz w:val="22"/>
-        </w:rPr>
-        <w:t>D. Dye D</w:t>
-      </w:r>
-    </w:p>
-    <w:p>
-      <w:pPr>
-        <w:spacing w:after="0" w:before="0" w:line="240" w:lineRule="auto"/>
-      </w:pPr>
+        <w:t xml:space="preserve"> Dye X travels 5.1 cm, dye Y travels 2.6 cm, solvent front 8.5 cm.</w:t>
+      </w:r>
     </w:p>
     <w:p>
       <w:pPr>
@@ -1471,22 +1160,11 @@
       </w:pPr>
       <w:r>
         <w:rPr>
-          <w:rFonts w:ascii="Arial" w:hAnsi="Arial" w:eastAsia="Arial"/>
+          <w:rFonts w:ascii="Arial" w:hAnsi="Arial"/>
           <w:b w:val="0"/>
           <w:sz w:val="22"/>
         </w:rPr>
-        <w:t>6. A student obtains a mixture of the liquids pentane (C5H12, bp 36°C, density 0.63 g/mL) and heptane (C7H16, bp 98°C, density 0.68 g/mL), which are miscible in all proportions. Which of the following techniques would be best for separating the components of this mixture, and why?</w:t>
-      </w:r>
-      <w:r>
-        <w:tab/>
-      </w:r>
-      <w:r>
-        <w:rPr>
-          <w:rFonts w:ascii="Arial" w:hAnsi="Arial" w:eastAsia="Arial"/>
-          <w:b w:val="0"/>
-          <w:sz w:val="22"/>
-        </w:rPr>
-        <w:t>（   ）</w:t>
+        <w:t>Which dye has stronger affinity for the stationary phase?	（   ）</w:t>
       </w:r>
     </w:p>
     <w:p>
@@ -1495,11 +1173,11 @@
       </w:pPr>
       <w:r>
         <w:rPr>
-          <w:rFonts w:ascii="Arial" w:hAnsi="Arial" w:eastAsia="Arial"/>
+          <w:rFonts w:ascii="Arial" w:hAnsi="Arial"/>
           <w:b w:val="0"/>
           <w:sz w:val="22"/>
         </w:rPr>
-        <w:t>A. Distillation, because the liquids would boil at different temperatures owing to the difference in strength of their intermolecular forces.</w:t>
+        <w:t>A  Dye X (Rf = 0.60)</w:t>
       </w:r>
     </w:p>
     <w:p>
@@ -1508,11 +1186,11 @@
       </w:pPr>
       <w:r>
         <w:rPr>
-          <w:rFonts w:ascii="Arial" w:hAnsi="Arial" w:eastAsia="Arial"/>
+          <w:rFonts w:ascii="Arial" w:hAnsi="Arial"/>
           <w:b w:val="0"/>
           <w:sz w:val="22"/>
         </w:rPr>
-        <w:t>B. Filtration, because the different densities of the liquids would allow one to pass through the filter paper while the other would not.</w:t>
+        <w:t>B  Dye Y (Rf = 0.31)</w:t>
       </w:r>
     </w:p>
     <w:p>
@@ -1521,11 +1199,11 @@
       </w:pPr>
       <w:r>
         <w:rPr>
-          <w:rFonts w:ascii="Arial" w:hAnsi="Arial" w:eastAsia="Arial"/>
+          <w:rFonts w:ascii="Arial" w:hAnsi="Arial"/>
           <w:b w:val="0"/>
           <w:sz w:val="22"/>
         </w:rPr>
-        <w:t>C. Column chromatography, because the higher molar mass of octane would cause it to move down the column faster than hexane.</w:t>
+        <w:t>C  Both have equal affinity.</w:t>
       </w:r>
     </w:p>
     <w:p>
@@ -1534,11 +1212,11 @@
       </w:pPr>
       <w:r>
         <w:rPr>
-          <w:rFonts w:ascii="Arial" w:hAnsi="Arial" w:eastAsia="Arial"/>
+          <w:rFonts w:ascii="Arial" w:hAnsi="Arial"/>
           <w:b w:val="0"/>
           <w:sz w:val="22"/>
         </w:rPr>
-        <w:t>D. Paper chromatography, because the liquids would move along the stationary phase at different rates owing to the difference in polarity of their molecules.</w:t>
+        <w:t>D  Cannot be determined.</w:t>
       </w:r>
     </w:p>
     <w:p>
@@ -1555,18 +1233,18 @@
       </w:pPr>
       <w:r>
         <w:rPr>
-          <w:rFonts w:ascii="Arial" w:hAnsi="Arial" w:eastAsia="Arial"/>
+          <w:rFonts w:ascii="Arial" w:hAnsi="Arial"/>
           <w:b w:val="0"/>
           <w:sz w:val="22"/>
         </w:rPr>
-        <w:t>7. A thin-layer chromatography (TLC) experiment was conducted using a silica gel-coated TLC plate (a polar material) and a solvent mixture of 95% dichloromethane (DCM) and 5% methanol.  The sample mixture contained two polar food additives.  The relative polarities of the solvents used in this and similar experiments are:  Chloroform 0.26DCM 0.31Methanol 0.76 Based on this information, which change to the solvent mixture would likely increase the Rf values of the food additives in a subsequent experiment?</w:t>
+        <w:t>2. A chromatogram of two compounds, A and B, is shown above. The Rf value of compound B is</w:t>
       </w:r>
       <w:r>
         <w:tab/>
       </w:r>
       <w:r>
         <w:rPr>
-          <w:rFonts w:ascii="Arial" w:hAnsi="Arial" w:eastAsia="Arial"/>
+          <w:rFonts w:ascii="Arial" w:hAnsi="Arial"/>
           <w:b w:val="0"/>
           <w:sz w:val="22"/>
         </w:rPr>
@@ -1579,11 +1257,11 @@
       </w:pPr>
       <w:r>
         <w:rPr>
-          <w:rFonts w:ascii="Arial" w:hAnsi="Arial" w:eastAsia="Arial"/>
+          <w:rFonts w:ascii="Arial" w:hAnsi="Arial"/>
           <w:b w:val="0"/>
           <w:sz w:val="22"/>
         </w:rPr>
-        <w:t>A. Decreasing the percentage of methanol.</w:t>
+        <w:t>A. Option A</w:t>
       </w:r>
     </w:p>
     <w:p>
@@ -1592,11 +1270,11 @@
       </w:pPr>
       <w:r>
         <w:rPr>
-          <w:rFonts w:ascii="Arial" w:hAnsi="Arial" w:eastAsia="Arial"/>
+          <w:rFonts w:ascii="Arial" w:hAnsi="Arial"/>
           <w:b w:val="0"/>
           <w:sz w:val="22"/>
         </w:rPr>
-        <w:t>B. Increasing the percentage of methanol.</w:t>
+        <w:t>B. Option B</w:t>
       </w:r>
     </w:p>
     <w:p>
@@ -1605,11 +1283,11 @@
       </w:pPr>
       <w:r>
         <w:rPr>
-          <w:rFonts w:ascii="Arial" w:hAnsi="Arial" w:eastAsia="Arial"/>
+          <w:rFonts w:ascii="Arial" w:hAnsi="Arial"/>
           <w:b w:val="0"/>
           <w:sz w:val="22"/>
         </w:rPr>
-        <w:t>C. Replacing DCM with chloroform.</w:t>
+        <w:t>C. Option C</w:t>
       </w:r>
     </w:p>
     <w:p>
@@ -1618,11 +1296,11 @@
       </w:pPr>
       <w:r>
         <w:rPr>
-          <w:rFonts w:ascii="Arial" w:hAnsi="Arial" w:eastAsia="Arial"/>
+          <w:rFonts w:ascii="Arial" w:hAnsi="Arial"/>
           <w:b w:val="0"/>
           <w:sz w:val="22"/>
         </w:rPr>
-        <w:t>D. Replacing methanol with chloroform.</w:t>
+        <w:t>D. Option D</w:t>
       </w:r>
     </w:p>
     <w:p>
@@ -1633,14 +1311,623 @@
     <w:p>
       <w:pPr>
         <w:spacing w:after="40" w:before="80" w:line="240" w:lineRule="auto"/>
-      </w:pPr>
-      <w:r>
-        <w:rPr>
-          <w:rFonts w:ascii="Arial" w:hAnsi="Arial" w:eastAsia="Arial"/>
+        <w:tabs>
+          <w:tab w:val="right" w:pos="9072"/>
+        </w:tabs>
+      </w:pPr>
+      <w:r>
+        <w:rPr>
+          <w:rFonts w:ascii="Arial" w:hAnsi="Arial"/>
           <w:b w:val="0"/>
           <w:sz w:val="22"/>
         </w:rPr>
-        <w:t>1. A mixture of three components is separated by paper chromatography using a nonpolar solvent. Solvent front = 9.0 cm. A travels 7.2 cm, B travels 3.1 cm, C travels 5.8 cm.</w:t>
+        <w:t>3. The distance that an amino acid moves on a chromatogram depends on</w:t>
+      </w:r>
+      <w:r>
+        <w:tab/>
+      </w:r>
+      <w:r>
+        <w:rPr>
+          <w:rFonts w:ascii="Arial" w:hAnsi="Arial"/>
+          <w:b w:val="0"/>
+          <w:sz w:val="22"/>
+        </w:rPr>
+        <w:t>（   ）</w:t>
+      </w:r>
+    </w:p>
+    <w:p>
+      <w:pPr>
+        <w:spacing w:after="20" w:before="0" w:line="240" w:lineRule="auto"/>
+      </w:pPr>
+      <w:r>
+        <w:rPr>
+          <w:rFonts w:ascii="Arial" w:hAnsi="Arial"/>
+          <w:b w:val="0"/>
+          <w:sz w:val="22"/>
+        </w:rPr>
+        <w:t>A. the intermolecular forces between the amino acid and the stationary phase.</w:t>
+      </w:r>
+    </w:p>
+    <w:p>
+      <w:pPr>
+        <w:spacing w:after="20" w:before="0" w:line="240" w:lineRule="auto"/>
+      </w:pPr>
+      <w:r>
+        <w:rPr>
+          <w:rFonts w:ascii="Arial" w:hAnsi="Arial"/>
+          <w:b w:val="0"/>
+          <w:sz w:val="22"/>
+        </w:rPr>
+        <w:t>B. the intermolecular forces between the amino acid and both the mobile and stationary phases.</w:t>
+      </w:r>
+    </w:p>
+    <w:p>
+      <w:pPr>
+        <w:spacing w:after="20" w:before="0" w:line="240" w:lineRule="auto"/>
+      </w:pPr>
+      <w:r>
+        <w:rPr>
+          <w:rFonts w:ascii="Arial" w:hAnsi="Arial"/>
+          <w:b w:val="0"/>
+          <w:sz w:val="22"/>
+        </w:rPr>
+        <w:t>C. the intermolecular forces between the solvent and the stationary phase.</w:t>
+      </w:r>
+    </w:p>
+    <w:p>
+      <w:pPr>
+        <w:spacing w:after="20" w:before="0" w:line="240" w:lineRule="auto"/>
+      </w:pPr>
+      <w:r>
+        <w:rPr>
+          <w:rFonts w:ascii="Arial" w:hAnsi="Arial"/>
+          <w:b w:val="0"/>
+          <w:sz w:val="22"/>
+        </w:rPr>
+        <w:t>D. the intermolecular forces between the solvent and both the mobile and stationary phases.</w:t>
+      </w:r>
+    </w:p>
+    <w:p>
+      <w:pPr>
+        <w:spacing w:after="0" w:before="0" w:line="240" w:lineRule="auto"/>
+      </w:pPr>
+    </w:p>
+    <w:p>
+      <w:pPr>
+        <w:spacing w:after="40" w:before="80" w:line="240" w:lineRule="auto"/>
+        <w:tabs>
+          <w:tab w:val="right" w:pos="9072"/>
+        </w:tabs>
+      </w:pPr>
+      <w:r>
+        <w:rPr>
+          <w:rFonts w:ascii="Arial" w:hAnsi="Arial"/>
+          <w:b w:val="0"/>
+          <w:sz w:val="22"/>
+        </w:rPr>
+        <w:t>4. A sample of cyclohexene contaminated with cyclohexanol is separated by column chromatography.</w:t>
+      </w:r>
+    </w:p>
+    <w:p>
+      <w:pPr>
+        <w:spacing w:after="40" w:before="80" w:line="240" w:lineRule="auto"/>
+        <w:tabs>
+          <w:tab w:val="right" w:pos="9072"/>
+        </w:tabs>
+      </w:pPr>
+      <w:r>
+        <w:rPr>
+          <w:rFonts w:ascii="Arial" w:hAnsi="Arial"/>
+          <w:b w:val="0"/>
+          <w:sz w:val="22"/>
+        </w:rPr>
+        <w:t>Hexane is used as the mobile phase and silica gel as the stationary phase.</w:t>
+      </w:r>
+    </w:p>
+    <w:p>
+      <w:pPr>
+        <w:spacing w:after="40" w:before="80" w:line="240" w:lineRule="auto"/>
+        <w:tabs>
+          <w:tab w:val="right" w:pos="9072"/>
+        </w:tabs>
+      </w:pPr>
+      <w:r>
+        <w:rPr>
+          <w:rFonts w:ascii="Arial" w:hAnsi="Arial"/>
+          <w:b w:val="0"/>
+          <w:sz w:val="22"/>
+        </w:rPr>
+        <w:t>Which statement correctly explains why cyclohexene has a shorter retention time than cyclohexanol?	（   ）</w:t>
+      </w:r>
+    </w:p>
+    <w:p>
+      <w:pPr>
+        <w:spacing w:after="20" w:before="0" w:line="240" w:lineRule="auto"/>
+      </w:pPr>
+      <w:r>
+        <w:rPr>
+          <w:rFonts w:ascii="Arial" w:hAnsi="Arial"/>
+          <w:b w:val="0"/>
+          <w:sz w:val="22"/>
+        </w:rPr>
+        <w:t>A. Cyclohexene and cyclohexanol have different polarities.</w:t>
+      </w:r>
+    </w:p>
+    <w:p>
+      <w:pPr>
+        <w:spacing w:after="20" w:before="0" w:line="240" w:lineRule="auto"/>
+      </w:pPr>
+      <w:r>
+        <w:rPr>
+          <w:rFonts w:ascii="Arial" w:hAnsi="Arial"/>
+          <w:b w:val="0"/>
+          <w:sz w:val="22"/>
+        </w:rPr>
+        <w:t>B. Cyclohexene is polar due to the C=C.</w:t>
+      </w:r>
+    </w:p>
+    <w:p>
+      <w:pPr>
+        <w:spacing w:after="20" w:before="0" w:line="240" w:lineRule="auto"/>
+      </w:pPr>
+      <w:r>
+        <w:rPr>
+          <w:rFonts w:ascii="Arial" w:hAnsi="Arial"/>
+          <w:b w:val="0"/>
+          <w:sz w:val="22"/>
+        </w:rPr>
+        <w:t>C. Cyclohexanol is held in the mobile phase for longer.</w:t>
+      </w:r>
+    </w:p>
+    <w:p>
+      <w:pPr>
+        <w:spacing w:after="20" w:before="0" w:line="240" w:lineRule="auto"/>
+      </w:pPr>
+      <w:r>
+        <w:rPr>
+          <w:rFonts w:ascii="Arial" w:hAnsi="Arial"/>
+          <w:b w:val="0"/>
+          <w:sz w:val="22"/>
+        </w:rPr>
+        <w:t>D. Cyclohexanol can form hydrogen bonds with the silica gel.</w:t>
+      </w:r>
+    </w:p>
+    <w:p>
+      <w:pPr>
+        <w:spacing w:after="0" w:before="0" w:line="240" w:lineRule="auto"/>
+      </w:pPr>
+    </w:p>
+    <w:p>
+      <w:pPr>
+        <w:spacing w:after="40" w:before="80" w:line="240" w:lineRule="auto"/>
+        <w:tabs>
+          <w:tab w:val="right" w:pos="9072"/>
+        </w:tabs>
+      </w:pPr>
+      <w:r>
+        <w:rPr>
+          <w:rFonts w:ascii="Arial" w:hAnsi="Arial"/>
+          <w:b w:val="0"/>
+          <w:sz w:val="22"/>
+        </w:rPr>
+        <w:t>5.</w:t>
+      </w:r>
+      <w:r>
+        <w:rPr>
+          <w:rFonts w:ascii="Arial" w:hAnsi="Arial"/>
+          <w:b w:val="0"/>
+          <w:sz w:val="22"/>
+        </w:rPr>
+        <w:t xml:space="preserve"> Four pure dyes, A through D, are spotted on chromatography paper as indicated in the diagram below.</w:t>
+      </w:r>
+    </w:p>
+    <w:p>
+      <w:pPr>
+        <w:spacing w:after="40" w:before="80" w:line="240" w:lineRule="auto"/>
+        <w:tabs>
+          <w:tab w:val="right" w:pos="9072"/>
+        </w:tabs>
+      </w:pPr>
+      <w:r>
+        <w:rPr>
+          <w:rFonts w:ascii="Arial" w:hAnsi="Arial"/>
+          <w:b w:val="0"/>
+          <w:sz w:val="22"/>
+        </w:rPr>
+        <w:t>An unknown dye, X, is spotted on a separate piece of chromatography paper.</w:t>
+      </w:r>
+    </w:p>
+    <w:p>
+      <w:pPr>
+        <w:spacing w:after="40" w:before="80" w:line="240" w:lineRule="auto"/>
+        <w:tabs>
+          <w:tab w:val="right" w:pos="9072"/>
+        </w:tabs>
+      </w:pPr>
+      <w:r>
+        <w:rPr>
+          <w:rFonts w:ascii="Arial" w:hAnsi="Arial"/>
+          <w:b w:val="0"/>
+          <w:sz w:val="22"/>
+        </w:rPr>
+        <w:t>Both papers are then developed in chromatography chambers.</w:t>
+      </w:r>
+    </w:p>
+    <w:p>
+      <w:pPr>
+        <w:spacing w:after="40" w:before="80" w:line="240" w:lineRule="auto"/>
+        <w:tabs>
+          <w:tab w:val="right" w:pos="9072"/>
+        </w:tabs>
+      </w:pPr>
+      <w:r>
+        <w:rPr>
+          <w:rFonts w:ascii="Arial" w:hAnsi="Arial"/>
+          <w:b w:val="0"/>
+          <w:sz w:val="22"/>
+        </w:rPr>
+        <w:t>The developed chromatograms are shown above.</w:t>
+      </w:r>
+    </w:p>
+    <w:p>
+      <w:pPr>
+        <w:spacing w:after="40" w:before="80" w:line="240" w:lineRule="auto"/>
+        <w:tabs>
+          <w:tab w:val="right" w:pos="9072"/>
+        </w:tabs>
+      </w:pPr>
+      <w:r>
+        <w:rPr>
+          <w:rFonts w:ascii="Arial" w:hAnsi="Arial"/>
+          <w:b w:val="0"/>
+          <w:sz w:val="22"/>
+        </w:rPr>
+        <w:t>Based on the results of the paper chromatography experiment, which of the four dyes is most likely to be dye X?	（   ）</w:t>
+      </w:r>
+    </w:p>
+    <w:p>
+      <w:pPr>
+        <w:spacing w:after="20" w:before="0" w:line="240" w:lineRule="auto"/>
+      </w:pPr>
+      <w:r>
+        <w:rPr>
+          <w:rFonts w:ascii="Arial" w:hAnsi="Arial"/>
+          <w:b w:val="0"/>
+          <w:sz w:val="22"/>
+        </w:rPr>
+        <w:t>A. Graph A</w:t>
+      </w:r>
+    </w:p>
+    <w:p>
+      <w:pPr>
+        <w:spacing w:after="20" w:before="0" w:line="240" w:lineRule="auto"/>
+      </w:pPr>
+      <w:r>
+        <w:rPr>
+          <w:rFonts w:ascii="Arial" w:hAnsi="Arial"/>
+          <w:b w:val="0"/>
+          <w:sz w:val="22"/>
+        </w:rPr>
+        <w:t>B. Graph B</w:t>
+      </w:r>
+    </w:p>
+    <w:p>
+      <w:pPr>
+        <w:spacing w:after="20" w:before="0" w:line="240" w:lineRule="auto"/>
+      </w:pPr>
+      <w:r>
+        <w:rPr>
+          <w:rFonts w:ascii="Arial" w:hAnsi="Arial"/>
+          <w:b w:val="0"/>
+          <w:sz w:val="22"/>
+        </w:rPr>
+        <w:t>C. Graph C</w:t>
+      </w:r>
+    </w:p>
+    <w:p>
+      <w:pPr>
+        <w:spacing w:after="20" w:before="0" w:line="240" w:lineRule="auto"/>
+      </w:pPr>
+      <w:r>
+        <w:rPr>
+          <w:rFonts w:ascii="Arial" w:hAnsi="Arial"/>
+          <w:b w:val="0"/>
+          <w:sz w:val="22"/>
+        </w:rPr>
+        <w:t>D. Graph D</w:t>
+      </w:r>
+    </w:p>
+    <w:p>
+      <w:pPr>
+        <w:spacing w:after="0" w:before="0" w:line="240" w:lineRule="auto"/>
+      </w:pPr>
+    </w:p>
+    <w:p>
+      <w:pPr>
+        <w:spacing w:after="40" w:before="80" w:line="240" w:lineRule="auto"/>
+        <w:tabs>
+          <w:tab w:val="right" w:pos="9072"/>
+        </w:tabs>
+      </w:pPr>
+      <w:r>
+        <w:rPr>
+          <w:rFonts w:ascii="Arial" w:hAnsi="Arial"/>
+          <w:b w:val="0"/>
+          <w:sz w:val="22"/>
+        </w:rPr>
+        <w:t>6. A student obtains a mixture of the liquids pentane (C₅H₁₂, bp 36°C, density 0.63 g/mL) and heptane (C₇H₁₆, bp 98°C, density 0.68 g/mL), which are miscible in all proportions.</w:t>
+      </w:r>
+    </w:p>
+    <w:p>
+      <w:pPr>
+        <w:spacing w:after="40" w:before="80" w:line="240" w:lineRule="auto"/>
+        <w:tabs>
+          <w:tab w:val="right" w:pos="9072"/>
+        </w:tabs>
+      </w:pPr>
+      <w:r>
+        <w:rPr>
+          <w:rFonts w:ascii="Arial" w:hAnsi="Arial"/>
+          <w:b w:val="0"/>
+          <w:sz w:val="22"/>
+        </w:rPr>
+        <w:t>Which of the following techniques would be best for separating the components of this mixture, and why?	（   ）</w:t>
+      </w:r>
+    </w:p>
+    <w:p>
+      <w:pPr>
+        <w:spacing w:after="20" w:before="0" w:line="240" w:lineRule="auto"/>
+      </w:pPr>
+      <w:r>
+        <w:rPr>
+          <w:rFonts w:ascii="Arial" w:hAnsi="Arial"/>
+          <w:b w:val="0"/>
+          <w:sz w:val="22"/>
+        </w:rPr>
+        <w:t xml:space="preserve">A.</w:t>
+      </w:r>
+    </w:p>
+    <w:p>
+      <w:pPr>
+        <w:spacing w:after="20" w:before="0" w:line="240" w:lineRule="auto"/>
+      </w:pPr>
+      <w:r>
+        <w:rPr>
+          <w:rFonts w:ascii="Arial" w:hAnsi="Arial"/>
+          <w:b w:val="0"/>
+          <w:sz w:val="22"/>
+        </w:rPr>
+        <w:t xml:space="preserve">Distillation, because the liquids would boil at different temperatures owing to the difference in strength of their intermolecular forces.</w:t>
+      </w:r>
+    </w:p>
+    <w:p>
+      <w:pPr>
+        <w:spacing w:after="20" w:before="0" w:line="240" w:lineRule="auto"/>
+      </w:pPr>
+      <w:r>
+        <w:rPr>
+          <w:rFonts w:ascii="Arial" w:hAnsi="Arial"/>
+          <w:b w:val="0"/>
+          <w:sz w:val="22"/>
+        </w:rPr>
+        <w:t xml:space="preserve">B.</w:t>
+      </w:r>
+    </w:p>
+    <w:p>
+      <w:pPr>
+        <w:spacing w:after="20" w:before="0" w:line="240" w:lineRule="auto"/>
+      </w:pPr>
+      <w:r>
+        <w:rPr>
+          <w:rFonts w:ascii="Arial" w:hAnsi="Arial"/>
+          <w:b w:val="0"/>
+          <w:sz w:val="22"/>
+        </w:rPr>
+        <w:t xml:space="preserve">Filtration, because the different densities of the liquids would allow one to pass through the filter paper while the other would not.</w:t>
+      </w:r>
+    </w:p>
+    <w:p>
+      <w:pPr>
+        <w:spacing w:after="20" w:before="0" w:line="240" w:lineRule="auto"/>
+      </w:pPr>
+      <w:r>
+        <w:rPr>
+          <w:rFonts w:ascii="Arial" w:hAnsi="Arial"/>
+          <w:b w:val="0"/>
+          <w:sz w:val="22"/>
+        </w:rPr>
+        <w:t xml:space="preserve">C.</w:t>
+      </w:r>
+    </w:p>
+    <w:p>
+      <w:pPr>
+        <w:spacing w:after="20" w:before="0" w:line="240" w:lineRule="auto"/>
+      </w:pPr>
+      <w:r>
+        <w:rPr>
+          <w:rFonts w:ascii="Arial" w:hAnsi="Arial"/>
+          <w:b w:val="0"/>
+          <w:sz w:val="22"/>
+        </w:rPr>
+        <w:t xml:space="preserve">Column chromatography, because the higher molar mass of octane would cause it to move down the column faster than hexane.</w:t>
+      </w:r>
+    </w:p>
+    <w:p>
+      <w:pPr>
+        <w:spacing w:after="20" w:before="0" w:line="240" w:lineRule="auto"/>
+      </w:pPr>
+      <w:r>
+        <w:rPr>
+          <w:rFonts w:ascii="Arial" w:hAnsi="Arial"/>
+          <w:b w:val="0"/>
+          <w:sz w:val="22"/>
+        </w:rPr>
+        <w:t xml:space="preserve">D.</w:t>
+      </w:r>
+    </w:p>
+    <w:p>
+      <w:pPr>
+        <w:spacing w:after="20" w:before="0" w:line="240" w:lineRule="auto"/>
+      </w:pPr>
+      <w:r>
+        <w:rPr>
+          <w:rFonts w:ascii="Arial" w:hAnsi="Arial"/>
+          <w:b w:val="0"/>
+          <w:sz w:val="22"/>
+        </w:rPr>
+        <w:t xml:space="preserve">Paper chromatography, because the liquids would move along the stationary phase at different rates owing to the difference in polarity of their molecules.</w:t>
+      </w:r>
+    </w:p>
+    <w:p>
+      <w:pPr>
+        <w:spacing w:after="0" w:before="0" w:line="240" w:lineRule="auto"/>
+      </w:pPr>
+    </w:p>
+    <w:p>
+      <w:pPr>
+        <w:spacing w:after="40" w:before="80" w:line="240" w:lineRule="auto"/>
+        <w:tabs>
+          <w:tab w:val="right" w:pos="9072"/>
+        </w:tabs>
+      </w:pPr>
+      <w:r>
+        <w:rPr>
+          <w:rFonts w:ascii="Arial" w:hAnsi="Arial"/>
+          <w:b w:val="0"/>
+          <w:sz w:val="22"/>
+        </w:rPr>
+        <w:t>7. A thin-layer chromatography (TLC) experiment was conducted using a silica gel-coated TLC plate (a polar material) and a solvent mixture of 95% dichloromethane (DCM) and 5% methanol.</w:t>
+      </w:r>
+    </w:p>
+    <w:p>
+      <w:pPr>
+        <w:spacing w:after="40" w:before="80" w:line="240" w:lineRule="auto"/>
+        <w:tabs>
+          <w:tab w:val="right" w:pos="9072"/>
+        </w:tabs>
+      </w:pPr>
+      <w:r>
+        <w:rPr>
+          <w:rFonts w:ascii="Arial" w:hAnsi="Arial"/>
+          <w:b w:val="0"/>
+          <w:sz w:val="22"/>
+        </w:rPr>
+        <w:t>The sample mixture contained two polar food additives.</w:t>
+      </w:r>
+    </w:p>
+    <w:p>
+      <w:pPr>
+        <w:spacing w:after="40" w:before="80" w:line="240" w:lineRule="auto"/>
+        <w:tabs>
+          <w:tab w:val="right" w:pos="9072"/>
+        </w:tabs>
+      </w:pPr>
+      <w:r>
+        <w:rPr>
+          <w:rFonts w:ascii="Arial" w:hAnsi="Arial"/>
+          <w:b w:val="0"/>
+          <w:sz w:val="22"/>
+        </w:rPr>
+        <w:t>The relative polarities of the solvents used in this and similar experiments are:</w:t>
+      </w:r>
+    </w:p>
+    <w:p>
+      <w:pPr>
+        <w:spacing w:after="40" w:before="80" w:line="240" w:lineRule="auto"/>
+        <w:tabs>
+          <w:tab w:val="right" w:pos="9072"/>
+        </w:tabs>
+      </w:pPr>
+      <w:r>
+        <w:rPr>
+          <w:rFonts w:ascii="Arial" w:hAnsi="Arial"/>
+          <w:b w:val="0"/>
+          <w:sz w:val="22"/>
+        </w:rPr>
+        <w:t>Chloroform 0.26DCM 0.31Methanol 0.76 Based on this information, which change to the solvent mixture would likely increase the Rf values of the food additives in a subsequent experiment?	（   ）</w:t>
+      </w:r>
+    </w:p>
+    <w:p>
+      <w:pPr>
+        <w:spacing w:after="20" w:before="0" w:line="240" w:lineRule="auto"/>
+      </w:pPr>
+      <w:r>
+        <w:rPr>
+          <w:rFonts w:ascii="Arial" w:hAnsi="Arial"/>
+          <w:b w:val="0"/>
+          <w:sz w:val="22"/>
+        </w:rPr>
+        <w:t>A. Decreasing the percentage of methanol.</w:t>
+      </w:r>
+    </w:p>
+    <w:p>
+      <w:pPr>
+        <w:spacing w:after="20" w:before="0" w:line="240" w:lineRule="auto"/>
+      </w:pPr>
+      <w:r>
+        <w:rPr>
+          <w:rFonts w:ascii="Arial" w:hAnsi="Arial"/>
+          <w:b w:val="0"/>
+          <w:sz w:val="22"/>
+        </w:rPr>
+        <w:t>B. Increasing the percentage of methanol.</w:t>
+      </w:r>
+    </w:p>
+    <w:p>
+      <w:pPr>
+        <w:spacing w:after="20" w:before="0" w:line="240" w:lineRule="auto"/>
+      </w:pPr>
+      <w:r>
+        <w:rPr>
+          <w:rFonts w:ascii="Arial" w:hAnsi="Arial"/>
+          <w:b w:val="0"/>
+          <w:sz w:val="22"/>
+        </w:rPr>
+        <w:t>C. Replacing DCM with chloroform.</w:t>
+      </w:r>
+    </w:p>
+    <w:p>
+      <w:pPr>
+        <w:spacing w:after="20" w:before="0" w:line="240" w:lineRule="auto"/>
+      </w:pPr>
+      <w:r>
+        <w:rPr>
+          <w:rFonts w:ascii="Arial" w:hAnsi="Arial"/>
+          <w:b w:val="0"/>
+          <w:sz w:val="22"/>
+        </w:rPr>
+        <w:t>D. Replacing methanol with chloroform.</w:t>
+      </w:r>
+    </w:p>
+    <w:p>
+      <w:pPr>
+        <w:spacing w:after="0" w:before="0" w:line="240" w:lineRule="auto"/>
+      </w:pPr>
+    </w:p>
+    <w:p>
+      <w:pPr>
+        <w:spacing w:after="40" w:before="80" w:line="240" w:lineRule="auto"/>
+      </w:pPr>
+      <w:r>
+        <w:rPr>
+          <w:rFonts w:ascii="Arial" w:hAnsi="Arial"/>
+          <w:b w:val="0"/>
+          <w:sz w:val="22"/>
+        </w:rPr>
+        <w:t>1. A mixture of three components is separated by paper chromatography using a nonpolar solvent.</w:t>
+      </w:r>
+    </w:p>
+    <w:p>
+      <w:pPr>
+        <w:spacing w:after="40" w:before="80" w:line="240" w:lineRule="auto"/>
+      </w:pPr>
+      <w:r>
+        <w:rPr>
+          <w:rFonts w:ascii="Arial" w:hAnsi="Arial"/>
+          <w:b w:val="0"/>
+          <w:sz w:val="22"/>
+        </w:rPr>
+        <w:t>Solvent front = 9.0 cm. A travels 7.2 cm, B travels 3.1 cm, C travels 5.8 cm.</w:t>
       </w:r>
     </w:p>
     <w:p>
@@ -1652,7 +1939,7 @@
       </w:pPr>
       <w:r>
         <w:rPr>
-          <w:rFonts w:ascii="Arial" w:hAnsi="Arial" w:eastAsia="Arial"/>
+          <w:rFonts w:ascii="Arial" w:hAnsi="Arial"/>
           <w:b w:val="0"/>
           <w:sz w:val="22"/>
         </w:rPr>
@@ -1663,7 +1950,7 @@
       </w:r>
       <w:r>
         <w:rPr>
-          <w:rFonts w:ascii="Arial" w:hAnsi="Arial" w:eastAsia="Arial"/>
+          <w:rFonts w:ascii="Arial" w:hAnsi="Arial"/>
           <w:b w:val="0"/>
           <w:sz w:val="22"/>
         </w:rPr>
@@ -1679,7 +1966,7 @@
       </w:pPr>
       <w:r>
         <w:rPr>
-          <w:rFonts w:ascii="Arial" w:hAnsi="Arial" w:eastAsia="Arial"/>
+          <w:rFonts w:ascii="Arial" w:hAnsi="Arial"/>
           <w:b w:val="0"/>
           <w:sz w:val="22"/>
         </w:rPr>
@@ -1690,7 +1977,7 @@
       </w:r>
       <w:r>
         <w:rPr>
-          <w:rFonts w:ascii="Arial" w:hAnsi="Arial" w:eastAsia="Arial"/>
+          <w:rFonts w:ascii="Arial" w:hAnsi="Arial"/>
           <w:b w:val="0"/>
           <w:sz w:val="22"/>
         </w:rPr>
@@ -1708,11 +1995,25 @@
       </w:pPr>
       <w:r>
         <w:rPr>
-          <w:rFonts w:ascii="霞鹜文楷 Medium" w:hAnsi="霞鹜文楷 Medium" w:eastAsia="霞鹜文楷 Medium"/>
+          <w:rFonts w:ascii="霞鹜文楷 Medium" w:hAnsi="霞鹜文楷 Medium"/>
           <w:b/>
           <w:sz w:val="22"/>
         </w:rPr>
         <w:t>考点 D: 光谱分析 (Spectroscopy)</w:t>
+      </w:r>
+    </w:p>
+    <w:p/>
+    <w:p>
+      <w:pPr>
+        <w:spacing w:after="60" w:before="60" w:line="240" w:lineRule="auto"/>
+      </w:pPr>
+      <w:r>
+        <w:rPr>
+          <w:rFonts w:ascii="霞鹜文楷 Medium" w:hAnsi="霞鹜文楷 Medium"/>
+          <w:b/>
+          <w:sz w:val="22"/>
+        </w:rPr>
+        <w:t>1. 掌握 Beer-Lambert 定律 A = εbc</w:t>
       </w:r>
     </w:p>
     <w:p>
@@ -1721,11 +2022,45 @@
       </w:pPr>
       <w:r>
         <w:rPr>
-          <w:rFonts w:ascii="霞鹜文楷 Medium" w:hAnsi="霞鹜文楷 Medium" w:eastAsia="霞鹜文楷 Medium"/>
+          <w:rFonts w:ascii="霞鹜文楷 Medium" w:hAnsi="霞鹜文楷 Medium"/>
           <w:b/>
           <w:sz w:val="22"/>
         </w:rPr>
-        <w:t>1. 掌握 Beer-Lambert 定律 A = εbc</w:t>
+        <w:t>A = absorbance (no units), ε = molar absorptivity (M</w:t>
+      </w:r>
+      <w:r>
+        <w:rPr>
+          <w:rFonts w:ascii="霞鹜文楷 Medium" w:hAnsi="霞鹜文楷 Medium"/>
+          <w:b/>
+          <w:sz w:val="22"/>
+          <w:vertAlign w:val="superscript"/>
+        </w:rPr>
+        <w:t>-1</w:t>
+      </w:r>
+      <w:r>
+        <w:rPr>
+          <w:rFonts w:ascii="霞鹜文楷 Medium" w:hAnsi="霞鹜文楷 Medium"/>
+          <w:b/>
+          <w:sz w:val="22"/>
+        </w:rPr>
+        <w:t>cm</w:t>
+      </w:r>
+      <w:r>
+        <w:rPr>
+          <w:rFonts w:ascii="霞鹜文楷 Medium" w:hAnsi="霞鹜文楷 Medium"/>
+          <w:b/>
+          <w:sz w:val="22"/>
+          <w:vertAlign w:val="superscript"/>
+        </w:rPr>
+        <w:t>-1</w:t>
+      </w:r>
+      <w:r>
+        <w:rPr>
+          <w:rFonts w:ascii="霞鹜文楷 Medium" w:hAnsi="霞鹜文楷 Medium"/>
+          <w:b/>
+          <w:sz w:val="22"/>
+        </w:rPr>
+        <w:t>), b = path length (cm), c = concentration (M)</w:t>
       </w:r>
     </w:p>
     <w:p>
@@ -1734,37 +2069,60 @@
       </w:pPr>
       <w:r>
         <w:rPr>
-          <w:rFonts w:ascii="霞鹜文楷 Medium" w:hAnsi="霞鹜文楷 Medium" w:eastAsia="霞鹜文楷 Medium"/>
+          <w:rFonts w:ascii="霞鹜文楷 Medium" w:hAnsi="霞鹜文楷 Medium"/>
           <w:b/>
           <w:sz w:val="22"/>
         </w:rPr>
-        <w:t>A = absorbance (no units), ε = molar absorptivity (M⁻¹cm⁻¹), b = path length (cm), c = concentration (M)</w:t>
+        <w:t>Calibration curve: plot A vs c for standards → unknown concentration from its A</w:t>
       </w:r>
     </w:p>
     <w:p>
-      <w:pPr>
-        <w:spacing w:after="60" w:before="60" w:line="240" w:lineRule="auto"/>
-      </w:pPr>
-      <w:r>
-        <w:rPr>
-          <w:rFonts w:ascii="霞鹜文楷 Medium" w:hAnsi="霞鹜文楷 Medium" w:eastAsia="霞鹜文楷 Medium"/>
-          <w:b/>
-          <w:sz w:val="22"/>
-        </w:rPr>
-        <w:t>Calibration curve: plot A vs c for standards → unknown concentration from its A</w:t>
+      <w:r>
+        <w:drawing>
+          <wp:inline xmlns:a="http://schemas.openxmlformats.org/drawingml/2006/main" xmlns:pic="http://schemas.openxmlformats.org/drawingml/2006/picture">
+            <wp:extent cx="3780000" cy="2620110"/>
+            <wp:docPr id="3" name="Picture 3"/>
+            <wp:cNvGraphicFramePr>
+              <a:graphicFrameLocks noChangeAspect="1"/>
+            </wp:cNvGraphicFramePr>
+            <a:graphic>
+              <a:graphicData uri="http://schemas.openxmlformats.org/drawingml/2006/picture">
+                <pic:pic>
+                  <pic:nvPicPr>
+                    <pic:cNvPr id="0" name="f_c07_03.png"/>
+                    <pic:cNvPicPr/>
+                  </pic:nvPicPr>
+                  <pic:blipFill>
+                    <a:blip r:embed="rId11"/>
+                    <a:stretch>
+                      <a:fillRect/>
+                    </a:stretch>
+                  </pic:blipFill>
+                  <pic:spPr>
+                    <a:xfrm>
+                      <a:off x="0" y="0"/>
+                      <a:ext cx="3780000" cy="2620110"/>
+                    </a:xfrm>
+                    <a:prstGeom prst="rect"/>
+                  </pic:spPr>
+                </pic:pic>
+              </a:graphicData>
+            </a:graphic>
+          </wp:inline>
+        </w:drawing>
       </w:r>
     </w:p>
     <w:p>
       <w:pPr>
-        <w:spacing w:after="60" w:before="60" w:line="240" w:lineRule="auto"/>
-      </w:pPr>
-      <w:r>
-        <w:rPr>
-          <w:rFonts w:ascii="霞鹜文楷 Medium" w:hAnsi="霞鹜文楷 Medium" w:eastAsia="霞鹜文楷 Medium"/>
+        <w:spacing w:before="20" w:after="120"/>
+      </w:pPr>
+      <w:r>
+        <w:rPr>
+          <w:rFonts w:ascii="霞鹜文楷 Medium" w:hAnsi="霞鹜文楷 Medium"/>
           <w:b/>
-          <w:sz w:val="22"/>
-        </w:rPr>
-        <w:t>Measure at λ_max for best sensitivity and lowest error</w:t>
+          <w:sz w:val="18"/>
+        </w:rPr>
+        <w:t>图 C₀7-3：校准曲线 A vs c（对应考点 D 校准曲线 / FRQ1）</w:t>
       </w:r>
     </w:p>
     <w:p>
@@ -1773,11 +2131,11 @@
       </w:pPr>
       <w:r>
         <w:rPr>
-          <w:rFonts w:ascii="霞鹜文楷 Medium" w:hAnsi="霞鹜文楷 Medium" w:eastAsia="霞鹜文楷 Medium"/>
+          <w:rFonts w:ascii="霞鹜文楷 Medium" w:hAnsi="霞鹜文楷 Medium"/>
           <w:b/>
           <w:sz w:val="22"/>
         </w:rPr>
-        <w:t>2. 电磁波谱 (Electromagnetic Spectrum): 不同波长对应不同能量区域（紫外、可见光、红外等）</w:t>
+        <w:t>Measure at λ_max for best sensitivity and lowest error</w:t>
       </w:r>
     </w:p>
     <w:p>
@@ -1786,13 +2144,184 @@
       </w:pPr>
       <w:r>
         <w:rPr>
-          <w:rFonts w:ascii="霞鹜文楷 Medium" w:hAnsi="霞鹜文楷 Medium" w:eastAsia="霞鹜文楷 Medium"/>
+          <w:rFonts w:ascii="霞鹜文楷 Medium" w:hAnsi="霞鹜文楷 Medium"/>
           <w:b/>
           <w:sz w:val="22"/>
         </w:rPr>
-        <w:t>3. 光子能量: E = hν = hc/λ (h = 6.626 × 10⁻³⁴ J·s)</w:t>
+        <w:t>Spectrophotometer procedure: (1) turn on and warm up, (2) set wavelength to λ_max, (3) blank with solvent (zero absorbance), (4) measure standards and unknown</w:t>
       </w:r>
     </w:p>
+    <w:p>
+      <w:pPr>
+        <w:spacing w:after="60" w:before="60" w:line="240" w:lineRule="auto"/>
+      </w:pPr>
+      <w:r>
+        <w:rPr>
+          <w:rFonts w:ascii="霞鹜文楷 Medium" w:hAnsi="霞鹜文楷 Medium"/>
+          <w:b/>
+          <w:sz w:val="22"/>
+        </w:rPr>
+        <w:t>Cuvette technique: handle by frosted sides only (fingerprints on transparent sides absorb light → apparent A too high)</w:t>
+      </w:r>
+    </w:p>
+    <w:p>
+      <w:pPr>
+        <w:spacing w:after="60" w:before="60" w:line="240" w:lineRule="auto"/>
+      </w:pPr>
+      <w:r>
+        <w:rPr>
+          <w:rFonts w:ascii="霞鹜文楷 Medium" w:hAnsi="霞鹜文楷 Medium"/>
+          <w:b/>
+          <w:sz w:val="22"/>
+        </w:rPr>
+        <w:t>Rinse cuvette with the solution to be measured before filling (residual water dilutes → apparent A too low)</w:t>
+      </w:r>
+    </w:p>
+    <w:p>
+      <w:pPr>
+        <w:spacing w:after="60" w:before="60" w:line="240" w:lineRule="auto"/>
+      </w:pPr>
+      <w:r>
+        <w:rPr>
+          <w:rFonts w:ascii="霞鹜文楷 Medium" w:hAnsi="霞鹜文楷 Medium"/>
+          <w:b/>
+          <w:sz w:val="22"/>
+        </w:rPr>
+        <w:t>Always orient cuvette the same way (transparent sides toward light path)</w:t>
+      </w:r>
+    </w:p>
+    <w:p>
+      <w:pPr>
+        <w:spacing w:after="60" w:before="60" w:line="240" w:lineRule="auto"/>
+      </w:pPr>
+      <w:r>
+        <w:rPr>
+          <w:rFonts w:ascii="霞鹜文楷 Medium" w:hAnsi="霞鹜文楷 Medium"/>
+          <w:b/>
+          <w:sz w:val="22"/>
+        </w:rPr>
+        <w:t>2. 电磁波谱 (Electromagnetic Spectrum): 不同波长对应不同能量区域（紫外、可见光、红外等）</w:t>
+      </w:r>
+    </w:p>
+    <w:p>
+      <w:r>
+        <w:drawing>
+          <wp:inline xmlns:a="http://schemas.openxmlformats.org/drawingml/2006/main" xmlns:pic="http://schemas.openxmlformats.org/drawingml/2006/picture">
+            <wp:extent cx="3780000" cy="2510079"/>
+            <wp:docPr id="2" name="Picture 2"/>
+            <wp:cNvGraphicFramePr>
+              <a:graphicFrameLocks noChangeAspect="1"/>
+            </wp:cNvGraphicFramePr>
+            <a:graphic>
+              <a:graphicData uri="http://schemas.openxmlformats.org/drawingml/2006/picture">
+                <pic:pic>
+                  <pic:nvPicPr>
+                    <pic:cNvPr id="0" name="f_c07_02.png"/>
+                    <pic:cNvPicPr/>
+                  </pic:nvPicPr>
+                  <pic:blipFill>
+                    <a:blip r:embed="rId10"/>
+                    <a:stretch>
+                      <a:fillRect/>
+                    </a:stretch>
+                  </pic:blipFill>
+                  <pic:spPr>
+                    <a:xfrm>
+                      <a:off x="0" y="0"/>
+                      <a:ext cx="3780000" cy="2510079"/>
+                    </a:xfrm>
+                    <a:prstGeom prst="rect"/>
+                  </pic:spPr>
+                </pic:pic>
+              </a:graphicData>
+            </a:graphic>
+          </wp:inline>
+        </w:drawing>
+      </w:r>
+    </w:p>
+    <w:p>
+      <w:pPr>
+        <w:spacing w:before="20" w:after="120"/>
+      </w:pPr>
+      <w:r>
+        <w:rPr>
+          <w:rFonts w:ascii="霞鹜文楷 Medium" w:hAnsi="霞鹜文楷 Medium"/>
+          <w:b/>
+          <w:sz w:val="18"/>
+        </w:rPr>
+        <w:t>图 C₀7-2：电磁波谱（对应考点 D 光谱分析 / MCQ8）</w:t>
+      </w:r>
+    </w:p>
+    <w:p>
+      <w:pPr>
+        <w:spacing w:after="60" w:before="60" w:line="240" w:lineRule="auto"/>
+      </w:pPr>
+      <w:r>
+        <w:rPr>
+          <w:rFonts w:ascii="霞鹜文楷 Medium" w:hAnsi="霞鹜文楷 Medium"/>
+          <w:b/>
+          <w:sz w:val="22"/>
+        </w:rPr>
+        <w:t>UV-Vis absorption: causes electronic transitions (electrons jump to higher energy levels)</w:t>
+      </w:r>
+    </w:p>
+    <w:p>
+      <w:pPr>
+        <w:spacing w:after="60" w:before="60" w:line="240" w:lineRule="auto"/>
+      </w:pPr>
+      <w:r>
+        <w:rPr>
+          <w:rFonts w:ascii="霞鹜文楷 Medium" w:hAnsi="霞鹜文楷 Medium"/>
+          <w:b/>
+          <w:sz w:val="22"/>
+        </w:rPr>
+        <w:t>IR absorption: causes molecular vibrations (bonds bend and stretch); different functional groups absorb at characteristic wavelengths</w:t>
+      </w:r>
+    </w:p>
+    <w:p>
+      <w:pPr>
+        <w:spacing w:after="60" w:before="60" w:line="240" w:lineRule="auto"/>
+      </w:pPr>
+      <w:r>
+        <w:rPr>
+          <w:rFonts w:ascii="霞鹜文楷 Medium" w:hAnsi="霞鹜文楷 Medium"/>
+          <w:b/>
+          <w:sz w:val="22"/>
+        </w:rPr>
+        <w:t>IR spectroscopy can identify functional groups (C=O, O-H, N-H) by their characteristic absorption frequencies</w:t>
+      </w:r>
+    </w:p>
+    <w:p>
+      <w:pPr>
+        <w:spacing w:after="60" w:before="60" w:line="240" w:lineRule="auto"/>
+      </w:pPr>
+      <w:r>
+        <w:rPr>
+          <w:rFonts w:ascii="霞鹜文楷 Medium" w:hAnsi="霞鹜文楷 Medium"/>
+          <w:b/>
+          <w:sz w:val="22"/>
+        </w:rPr>
+        <w:t>3. 光子能量: E = hν = hc/λ (h = 6.626 × 10</w:t>
+      </w:r>
+      <w:r>
+        <w:rPr>
+          <w:rFonts w:ascii="霞鹜文楷 Medium" w:hAnsi="霞鹜文楷 Medium"/>
+          <w:b/>
+          <w:sz w:val="22"/>
+          <w:vertAlign w:val="superscript"/>
+        </w:rPr>
+        <w:t>-34</w:t>
+      </w:r>
+      <w:r>
+        <w:rPr>
+          <w:rFonts w:ascii="霞鹜文楷 Medium" w:hAnsi="霞鹜文楷 Medium"/>
+          <w:b/>
+          <w:sz w:val="22"/>
+        </w:rPr>
+        <w:t> J·s)</w:t>
+      </w:r>
+    </w:p>
+    <w:p/>
     <w:p>
       <w:pPr>
         <w:spacing w:after="40" w:before="80" w:line="240" w:lineRule="auto"/>
@@ -1802,7 +2331,7 @@
       </w:pPr>
       <w:r>
         <w:rPr>
-          <w:rFonts w:ascii="Arial" w:hAnsi="Arial" w:eastAsia="Arial"/>
+          <w:rFonts w:ascii="Arial" w:hAnsi="Arial"/>
           <w:b w:val="0"/>
           <w:sz w:val="22"/>
         </w:rPr>
@@ -1813,7 +2342,7 @@
       </w:r>
       <w:r>
         <w:rPr>
-          <w:rFonts w:ascii="Arial" w:hAnsi="Arial" w:eastAsia="Arial"/>
+          <w:rFonts w:ascii="Arial" w:hAnsi="Arial"/>
           <w:b w:val="0"/>
           <w:sz w:val="22"/>
         </w:rPr>
@@ -1826,7 +2355,7 @@
       </w:pPr>
       <w:r>
         <w:rPr>
-          <w:rFonts w:ascii="Arial" w:hAnsi="Arial" w:eastAsia="Arial"/>
+          <w:rFonts w:ascii="Arial" w:hAnsi="Arial"/>
           <w:b w:val="0"/>
           <w:sz w:val="22"/>
         </w:rPr>
@@ -1839,7 +2368,7 @@
       </w:pPr>
       <w:r>
         <w:rPr>
-          <w:rFonts w:ascii="Arial" w:hAnsi="Arial" w:eastAsia="Arial"/>
+          <w:rFonts w:ascii="Arial" w:hAnsi="Arial"/>
           <w:b w:val="0"/>
           <w:sz w:val="22"/>
         </w:rPr>
@@ -1852,7 +2381,7 @@
       </w:pPr>
       <w:r>
         <w:rPr>
-          <w:rFonts w:ascii="Arial" w:hAnsi="Arial" w:eastAsia="Arial"/>
+          <w:rFonts w:ascii="Arial" w:hAnsi="Arial"/>
           <w:b w:val="0"/>
           <w:sz w:val="22"/>
         </w:rPr>
@@ -1865,7 +2394,7 @@
       </w:pPr>
       <w:r>
         <w:rPr>
-          <w:rFonts w:ascii="Arial" w:hAnsi="Arial" w:eastAsia="Arial"/>
+          <w:rFonts w:ascii="Arial" w:hAnsi="Arial"/>
           <w:b w:val="0"/>
           <w:sz w:val="22"/>
         </w:rPr>
@@ -1886,7 +2415,7 @@
       </w:pPr>
       <w:r>
         <w:rPr>
-          <w:rFonts w:ascii="Arial" w:hAnsi="Arial" w:eastAsia="Arial"/>
+          <w:rFonts w:ascii="Arial" w:hAnsi="Arial"/>
           <w:b w:val="0"/>
           <w:sz w:val="22"/>
         </w:rPr>
@@ -1897,7 +2426,7 @@
       </w:r>
       <w:r>
         <w:rPr>
-          <w:rFonts w:ascii="Arial" w:hAnsi="Arial" w:eastAsia="Arial"/>
+          <w:rFonts w:ascii="Arial" w:hAnsi="Arial"/>
           <w:b w:val="0"/>
           <w:sz w:val="22"/>
         </w:rPr>
@@ -1910,7 +2439,7 @@
       </w:pPr>
       <w:r>
         <w:rPr>
-          <w:rFonts w:ascii="Arial" w:hAnsi="Arial" w:eastAsia="Arial"/>
+          <w:rFonts w:ascii="Arial" w:hAnsi="Arial"/>
           <w:b w:val="0"/>
           <w:sz w:val="22"/>
         </w:rPr>
@@ -1923,7 +2452,7 @@
       </w:pPr>
       <w:r>
         <w:rPr>
-          <w:rFonts w:ascii="Arial" w:hAnsi="Arial" w:eastAsia="Arial"/>
+          <w:rFonts w:ascii="Arial" w:hAnsi="Arial"/>
           <w:b w:val="0"/>
           <w:sz w:val="22"/>
         </w:rPr>
@@ -1936,7 +2465,7 @@
       </w:pPr>
       <w:r>
         <w:rPr>
-          <w:rFonts w:ascii="Arial" w:hAnsi="Arial" w:eastAsia="Arial"/>
+          <w:rFonts w:ascii="Arial" w:hAnsi="Arial"/>
           <w:b w:val="0"/>
           <w:sz w:val="22"/>
         </w:rPr>
@@ -1949,7 +2478,7 @@
       </w:pPr>
       <w:r>
         <w:rPr>
-          <w:rFonts w:ascii="Arial" w:hAnsi="Arial" w:eastAsia="Arial"/>
+          <w:rFonts w:ascii="Arial" w:hAnsi="Arial"/>
           <w:b w:val="0"/>
           <w:sz w:val="22"/>
         </w:rPr>
@@ -1970,80 +2499,12 @@
       </w:pPr>
       <w:r>
         <w:rPr>
-          <w:rFonts w:ascii="Arial" w:hAnsi="Arial" w:eastAsia="Arial"/>
+          <w:rFonts w:ascii="Arial" w:hAnsi="Arial"/>
           <w:b w:val="0"/>
           <w:sz w:val="22"/>
         </w:rPr>
-        <w:t>3. A colored solution is analyzed by spectrophotometer. The solution has concentration 0.2 M and path length 1.00 cm. When the filter of the spectrophotometer is set to 430 nm, the absorbance is x. If the experiment is repeated using a cuvette with 0.5 cm path length deduce the new absorbance.</w:t>
-      </w:r>
-      <w:r>
-        <w:tab/>
-      </w:r>
-      <w:r>
-        <w:rPr>
-          <w:rFonts w:ascii="Arial" w:hAnsi="Arial" w:eastAsia="Arial"/>
-          <w:b w:val="0"/>
-          <w:sz w:val="22"/>
-        </w:rPr>
-        <w:t>（   ）</w:t>
-      </w:r>
-    </w:p>
-    <w:p>
-      <w:pPr>
-        <w:spacing w:after="20" w:before="0" w:line="240" w:lineRule="auto"/>
-      </w:pPr>
-      <w:r>
-        <w:rPr>
-          <w:rFonts w:ascii="Arial" w:hAnsi="Arial" w:eastAsia="Arial"/>
-          <w:b w:val="0"/>
-          <w:sz w:val="22"/>
-        </w:rPr>
-        <w:t>A.</w:t>
-      </w:r>
-    </w:p>
-    <w:p>
-      <w:pPr>
-        <w:spacing w:after="20" w:before="0" w:line="240" w:lineRule="auto"/>
-      </w:pPr>
-      <w:r>
-        <w:rPr>
-          <w:rFonts w:ascii="Arial" w:hAnsi="Arial" w:eastAsia="Arial"/>
-          <w:b w:val="0"/>
-          <w:sz w:val="22"/>
-        </w:rPr>
-        <w:t>B.</w:t>
-      </w:r>
-    </w:p>
-    <w:p>
-      <w:pPr>
-        <w:spacing w:after="20" w:before="0" w:line="240" w:lineRule="auto"/>
-      </w:pPr>
-      <w:r>
-        <w:rPr>
-          <w:rFonts w:ascii="Arial" w:hAnsi="Arial" w:eastAsia="Arial"/>
-          <w:b w:val="0"/>
-          <w:sz w:val="22"/>
-        </w:rPr>
-        <w:t>C.</w:t>
-      </w:r>
-    </w:p>
-    <w:p>
-      <w:pPr>
-        <w:spacing w:after="20" w:before="0" w:line="240" w:lineRule="auto"/>
-      </w:pPr>
-      <w:r>
-        <w:rPr>
-          <w:rFonts w:ascii="Arial" w:hAnsi="Arial" w:eastAsia="Arial"/>
-          <w:b w:val="0"/>
-          <w:sz w:val="22"/>
-        </w:rPr>
-        <w:t>D.</w:t>
-      </w:r>
-    </w:p>
-    <w:p>
-      <w:pPr>
-        <w:spacing w:after="0" w:before="0" w:line="240" w:lineRule="auto"/>
-      </w:pPr>
+        <w:t>3. A student neglects to wipe fingerprints off the transparent side of the cuvette before measuring absorbance.</w:t>
+      </w:r>
     </w:p>
     <w:p>
       <w:pPr>
@@ -2054,22 +2515,11 @@
       </w:pPr>
       <w:r>
         <w:rPr>
-          <w:rFonts w:ascii="Arial" w:hAnsi="Arial" w:eastAsia="Arial"/>
+          <w:rFonts w:ascii="Arial" w:hAnsi="Arial"/>
           <w:b w:val="0"/>
           <w:sz w:val="22"/>
         </w:rPr>
-        <w:t>4. The wavelength range for ultraviolet radiation is 10-8 m, while that of infrared radiation is 10-5 m. Which type of radiation has more energy, and why?</w:t>
-      </w:r>
-      <w:r>
-        <w:tab/>
-      </w:r>
-      <w:r>
-        <w:rPr>
-          <w:rFonts w:ascii="Arial" w:hAnsi="Arial" w:eastAsia="Arial"/>
-          <w:b w:val="0"/>
-          <w:sz w:val="22"/>
-        </w:rPr>
-        <w:t>（   ）</w:t>
+        <w:t>How will this affect the measured absorbance?	（   ）</w:t>
       </w:r>
     </w:p>
     <w:p>
@@ -2078,11 +2528,11 @@
       </w:pPr>
       <w:r>
         <w:rPr>
-          <w:rFonts w:ascii="Arial" w:hAnsi="Arial" w:eastAsia="Arial"/>
+          <w:rFonts w:ascii="Arial" w:hAnsi="Arial"/>
           <w:b w:val="0"/>
           <w:sz w:val="22"/>
         </w:rPr>
-        <w:t>A. Infrared has more energy because it has a lower frequency.</w:t>
+        <w:t>A  The measured absorbance will be too high, because the fingerprints absorb some light.</w:t>
       </w:r>
     </w:p>
     <w:p>
@@ -2091,11 +2541,11 @@
       </w:pPr>
       <w:r>
         <w:rPr>
-          <w:rFonts w:ascii="Arial" w:hAnsi="Arial" w:eastAsia="Arial"/>
+          <w:rFonts w:ascii="Arial" w:hAnsi="Arial"/>
           <w:b w:val="0"/>
           <w:sz w:val="22"/>
         </w:rPr>
-        <w:t>B. Infrared has more energy because it has a shorter wavelength.</w:t>
+        <w:t>B  The measured absorbance will be too low, because the fingerprints reflect light back to the detector.</w:t>
       </w:r>
     </w:p>
     <w:p>
@@ -2104,11 +2554,11 @@
       </w:pPr>
       <w:r>
         <w:rPr>
-          <w:rFonts w:ascii="Arial" w:hAnsi="Arial" w:eastAsia="Arial"/>
+          <w:rFonts w:ascii="Arial" w:hAnsi="Arial"/>
           <w:b w:val="0"/>
           <w:sz w:val="22"/>
         </w:rPr>
-        <w:t>C. Ultraviolet has more energy because it has a higher frequency.</w:t>
+        <w:t>C  The measured absorbance will be unaffected, because fingerprints do not interact with light.</w:t>
       </w:r>
     </w:p>
     <w:p>
@@ -2117,11 +2567,11 @@
       </w:pPr>
       <w:r>
         <w:rPr>
-          <w:rFonts w:ascii="Arial" w:hAnsi="Arial" w:eastAsia="Arial"/>
+          <w:rFonts w:ascii="Arial" w:hAnsi="Arial"/>
           <w:b w:val="0"/>
           <w:sz w:val="22"/>
         </w:rPr>
-        <w:t>D. Ultraviolet has more energy because it has a longer wavelength.</w:t>
+        <w:t>D  The measured absorbance will be too low, because the fingerprints dilute the solution.</w:t>
       </w:r>
     </w:p>
     <w:p>
@@ -2138,80 +2588,12 @@
       </w:pPr>
       <w:r>
         <w:rPr>
-          <w:rFonts w:ascii="Arial" w:hAnsi="Arial" w:eastAsia="Arial"/>
+          <w:rFonts w:ascii="Arial" w:hAnsi="Arial"/>
           <w:b w:val="0"/>
           <w:sz w:val="22"/>
         </w:rPr>
-        <w:t>5. If the frequency of a photon of electromagnetic radiation is 5.0 x 1014 Hz, determine  the energy of the photon.</w:t>
-      </w:r>
-      <w:r>
-        <w:tab/>
-      </w:r>
-      <w:r>
-        <w:rPr>
-          <w:rFonts w:ascii="Arial" w:hAnsi="Arial" w:eastAsia="Arial"/>
-          <w:b w:val="0"/>
-          <w:sz w:val="22"/>
-        </w:rPr>
-        <w:t>（   ）</w:t>
-      </w:r>
-    </w:p>
-    <w:p>
-      <w:pPr>
-        <w:spacing w:after="20" w:before="0" w:line="240" w:lineRule="auto"/>
-      </w:pPr>
-      <w:r>
-        <w:rPr>
-          <w:rFonts w:ascii="Arial" w:hAnsi="Arial" w:eastAsia="Arial"/>
-          <w:b w:val="0"/>
-          <w:sz w:val="22"/>
-        </w:rPr>
-        <w:t>A. 1.33 x 10-19 J</w:t>
-      </w:r>
-    </w:p>
-    <w:p>
-      <w:pPr>
-        <w:spacing w:after="20" w:before="0" w:line="240" w:lineRule="auto"/>
-      </w:pPr>
-      <w:r>
-        <w:rPr>
-          <w:rFonts w:ascii="Arial" w:hAnsi="Arial" w:eastAsia="Arial"/>
-          <w:b w:val="0"/>
-          <w:sz w:val="22"/>
-        </w:rPr>
-        <w:t>B. 2.66 x 10-19 J</w:t>
-      </w:r>
-    </w:p>
-    <w:p>
-      <w:pPr>
-        <w:spacing w:after="20" w:before="0" w:line="240" w:lineRule="auto"/>
-      </w:pPr>
-      <w:r>
-        <w:rPr>
-          <w:rFonts w:ascii="Arial" w:hAnsi="Arial" w:eastAsia="Arial"/>
-          <w:b w:val="0"/>
-          <w:sz w:val="22"/>
-        </w:rPr>
-        <w:t>C. 3.31 x 10-19 J</w:t>
-      </w:r>
-    </w:p>
-    <w:p>
-      <w:pPr>
-        <w:spacing w:after="20" w:before="0" w:line="240" w:lineRule="auto"/>
-      </w:pPr>
-      <w:r>
-        <w:rPr>
-          <w:rFonts w:ascii="Arial" w:hAnsi="Arial" w:eastAsia="Arial"/>
-          <w:b w:val="0"/>
-          <w:sz w:val="22"/>
-        </w:rPr>
-        <w:t>D. 6.63 x 10-19 J</w:t>
-      </w:r>
-    </w:p>
-    <w:p>
-      <w:pPr>
-        <w:spacing w:after="0" w:before="0" w:line="240" w:lineRule="auto"/>
-      </w:pPr>
+        <w:t>4. A student incorrectly orients the cuvette so that the light path passes through the frosted sides instead of the transparent sides.</w:t>
+      </w:r>
     </w:p>
     <w:p>
       <w:pPr>
@@ -2222,22 +2604,11 @@
       </w:pPr>
       <w:r>
         <w:rPr>
-          <w:rFonts w:ascii="Arial" w:hAnsi="Arial" w:eastAsia="Arial"/>
+          <w:rFonts w:ascii="Arial" w:hAnsi="Arial"/>
           <w:b w:val="0"/>
           <w:sz w:val="22"/>
         </w:rPr>
-        <w:t>6. Identify the type of energy transition shown in the diagram</w:t>
-      </w:r>
-      <w:r>
-        <w:tab/>
-      </w:r>
-      <w:r>
-        <w:rPr>
-          <w:rFonts w:ascii="Arial" w:hAnsi="Arial" w:eastAsia="Arial"/>
-          <w:b w:val="0"/>
-          <w:sz w:val="22"/>
-        </w:rPr>
-        <w:t>（   ）</w:t>
+        <w:t>How will this affect the measured absorbance?	（   ）</w:t>
       </w:r>
     </w:p>
     <w:p>
@@ -2246,11 +2617,11 @@
       </w:pPr>
       <w:r>
         <w:rPr>
-          <w:rFonts w:ascii="Arial" w:hAnsi="Arial" w:eastAsia="Arial"/>
+          <w:rFonts w:ascii="Arial" w:hAnsi="Arial"/>
           <w:b w:val="0"/>
           <w:sz w:val="22"/>
         </w:rPr>
-        <w:t>A. microwave radiation</w:t>
+        <w:t>A  The measured absorbance will be higher than the actual value, because the frosted sides scatter and absorb light.</w:t>
       </w:r>
     </w:p>
     <w:p>
@@ -2259,11 +2630,11 @@
       </w:pPr>
       <w:r>
         <w:rPr>
-          <w:rFonts w:ascii="Arial" w:hAnsi="Arial" w:eastAsia="Arial"/>
+          <w:rFonts w:ascii="Arial" w:hAnsi="Arial"/>
           <w:b w:val="0"/>
           <w:sz w:val="22"/>
         </w:rPr>
-        <w:t>B. ultraviolet radiation</w:t>
+        <w:t>B  The measured absorbance will be lower than the actual value, because the frosted sides allow more light to pass through.</w:t>
       </w:r>
     </w:p>
     <w:p>
@@ -2272,11 +2643,11 @@
       </w:pPr>
       <w:r>
         <w:rPr>
-          <w:rFonts w:ascii="Arial" w:hAnsi="Arial" w:eastAsia="Arial"/>
+          <w:rFonts w:ascii="Arial" w:hAnsi="Arial"/>
           <w:b w:val="0"/>
           <w:sz w:val="22"/>
         </w:rPr>
-        <w:t>C. infrared radiation</w:t>
+        <w:t>C  The measured absorbance will be unaffected, because the cuvette material is the same on all sides.</w:t>
       </w:r>
     </w:p>
     <w:p>
@@ -2285,11 +2656,11 @@
       </w:pPr>
       <w:r>
         <w:rPr>
-          <w:rFonts w:ascii="Arial" w:hAnsi="Arial" w:eastAsia="Arial"/>
+          <w:rFonts w:ascii="Arial" w:hAnsi="Arial"/>
           <w:b w:val="0"/>
           <w:sz w:val="22"/>
         </w:rPr>
-        <w:t>D. visible light radiation</w:t>
+        <w:t>D  The measured absorbance will be zero, because no light can pass through frosted glass.</w:t>
       </w:r>
     </w:p>
     <w:p>
@@ -2306,80 +2677,20 @@
       </w:pPr>
       <w:r>
         <w:rPr>
-          <w:rFonts w:ascii="Arial" w:hAnsi="Arial" w:eastAsia="Arial"/>
+          <w:rFonts w:ascii="Arial" w:hAnsi="Arial"/>
           <w:b w:val="0"/>
           <w:sz w:val="22"/>
         </w:rPr>
-        <w:t>7. Which of the following provides the best explanation for what occurs when dye molecules absorb photons of visible light?</w:t>
-      </w:r>
-      <w:r>
-        <w:tab/>
-      </w:r>
-      <w:r>
-        <w:rPr>
-          <w:rFonts w:ascii="Arial" w:hAnsi="Arial" w:eastAsia="Arial"/>
+        <w:t>5.</w:t>
+      </w:r>
+      <w:r>
+        <w:rPr>
+          <w:rFonts w:ascii="Arial" w:hAnsi="Arial"/>
           <w:b w:val="0"/>
           <w:sz w:val="22"/>
         </w:rPr>
-        <w:t>（   ）</w:t>
-      </w:r>
-    </w:p>
-    <w:p>
-      <w:pPr>
-        <w:spacing w:after="20" w:before="0" w:line="240" w:lineRule="auto"/>
-      </w:pPr>
-      <w:r>
-        <w:rPr>
-          <w:rFonts w:ascii="Arial" w:hAnsi="Arial" w:eastAsia="Arial"/>
-          <w:b w:val="0"/>
-          <w:sz w:val="22"/>
-        </w:rPr>
-        <w:t>A. Certain electrons in the dye molecule transition to a higher energy level, with the energy difference between the two levels matching the energy of the absorbed photons.</w:t>
-      </w:r>
-    </w:p>
-    <w:p>
-      <w:pPr>
-        <w:spacing w:after="20" w:before="0" w:line="240" w:lineRule="auto"/>
-      </w:pPr>
-      <w:r>
-        <w:rPr>
-          <w:rFonts w:ascii="Arial" w:hAnsi="Arial" w:eastAsia="Arial"/>
-          <w:b w:val="0"/>
-          <w:sz w:val="22"/>
-        </w:rPr>
-        <w:t>B. Certain chemical bonds in the dye molecules start to bend and stretch, with the energy difference between the lower and higher vibrational states equaling the energy of the absorbed photons.</w:t>
-      </w:r>
-    </w:p>
-    <w:p>
-      <w:pPr>
-        <w:spacing w:after="20" w:before="0" w:line="240" w:lineRule="auto"/>
-      </w:pPr>
-      <w:r>
-        <w:rPr>
-          <w:rFonts w:ascii="Arial" w:hAnsi="Arial" w:eastAsia="Arial"/>
-          <w:b w:val="0"/>
-          <w:sz w:val="22"/>
-        </w:rPr>
-        <w:t>C. The dye molecules begin to rotate more rapidly in specific modes, with the energy difference between the lower and higher rotational states matching the energy of the absorbed photons.</w:t>
-      </w:r>
-    </w:p>
-    <w:p>
-      <w:pPr>
-        <w:spacing w:after="20" w:before="0" w:line="240" w:lineRule="auto"/>
-      </w:pPr>
-      <w:r>
-        <w:rPr>
-          <w:rFonts w:ascii="Arial" w:hAnsi="Arial" w:eastAsia="Arial"/>
-          <w:b w:val="0"/>
-          <w:sz w:val="22"/>
-        </w:rPr>
-        <w:t>D. Certain covalent bonds in the dye molecules begin to break and re-form, with the bond energies of the bonds being the same as the energy of the absorbed photons.</w:t>
-      </w:r>
-    </w:p>
-    <w:p>
-      <w:pPr>
-        <w:spacing w:after="0" w:before="0" w:line="240" w:lineRule="auto"/>
-      </w:pPr>
+        <w:t xml:space="preserve"> After rinsing a cuvette with distilled water, the student forgets to rinse it with the dye solution before filling.</w:t>
+      </w:r>
     </w:p>
     <w:p>
       <w:pPr>
@@ -2390,80 +2701,12 @@
       </w:pPr>
       <w:r>
         <w:rPr>
-          <w:rFonts w:ascii="Arial" w:hAnsi="Arial" w:eastAsia="Arial"/>
+          <w:rFonts w:ascii="Arial" w:hAnsi="Arial"/>
           <w:b w:val="0"/>
           <w:sz w:val="22"/>
         </w:rPr>
-        <w:t>8. Determine the amount of energy in joules that a carbon dioxide molecule gains when it absorbs a photon of infrared radiation of wavelength  7 x 10-7 m.</w:t>
-      </w:r>
-      <w:r>
-        <w:tab/>
-      </w:r>
-      <w:r>
-        <w:rPr>
-          <w:rFonts w:ascii="Arial" w:hAnsi="Arial" w:eastAsia="Arial"/>
-          <w:b w:val="0"/>
-          <w:sz w:val="22"/>
-        </w:rPr>
-        <w:t>（   ）</w:t>
-      </w:r>
-    </w:p>
-    <w:p>
-      <w:pPr>
-        <w:spacing w:after="20" w:before="0" w:line="240" w:lineRule="auto"/>
-      </w:pPr>
-      <w:r>
-        <w:rPr>
-          <w:rFonts w:ascii="Arial" w:hAnsi="Arial" w:eastAsia="Arial"/>
-          <w:b w:val="0"/>
-          <w:sz w:val="22"/>
-        </w:rPr>
-        <w:t>A. 2.26 x 10-19 J</w:t>
-      </w:r>
-    </w:p>
-    <w:p>
-      <w:pPr>
-        <w:spacing w:after="20" w:before="0" w:line="240" w:lineRule="auto"/>
-      </w:pPr>
-      <w:r>
-        <w:rPr>
-          <w:rFonts w:ascii="Arial" w:hAnsi="Arial" w:eastAsia="Arial"/>
-          <w:b w:val="0"/>
-          <w:sz w:val="22"/>
-        </w:rPr>
-        <w:t>B. 2.47 x 10-19 J</w:t>
-      </w:r>
-    </w:p>
-    <w:p>
-      <w:pPr>
-        <w:spacing w:after="20" w:before="0" w:line="240" w:lineRule="auto"/>
-      </w:pPr>
-      <w:r>
-        <w:rPr>
-          <w:rFonts w:ascii="Arial" w:hAnsi="Arial" w:eastAsia="Arial"/>
-          <w:b w:val="0"/>
-          <w:sz w:val="22"/>
-        </w:rPr>
-        <w:t>C. 2.62 x 10-19 J</w:t>
-      </w:r>
-    </w:p>
-    <w:p>
-      <w:pPr>
-        <w:spacing w:after="20" w:before="0" w:line="240" w:lineRule="auto"/>
-      </w:pPr>
-      <w:r>
-        <w:rPr>
-          <w:rFonts w:ascii="Arial" w:hAnsi="Arial" w:eastAsia="Arial"/>
-          <w:b w:val="0"/>
-          <w:sz w:val="22"/>
-        </w:rPr>
-        <w:t>D. 2.84 x 10-19 J</w:t>
-      </w:r>
-    </w:p>
-    <w:p>
-      <w:pPr>
-        <w:spacing w:after="0" w:before="0" w:line="240" w:lineRule="auto"/>
-      </w:pPr>
+        <w:t>Some water droplets remain in the cuvette.</w:t>
+      </w:r>
     </w:p>
     <w:p>
       <w:pPr>
@@ -2474,22 +2717,11 @@
       </w:pPr>
       <w:r>
         <w:rPr>
-          <w:rFonts w:ascii="Arial" w:hAnsi="Arial" w:eastAsia="Arial"/>
+          <w:rFonts w:ascii="Arial" w:hAnsi="Arial"/>
           <w:b w:val="0"/>
           <w:sz w:val="22"/>
         </w:rPr>
-        <w:t>9. A student creates a calibration curve of relative absorbance of a fixed wavelength of light for different concentrations of nickel(II) ions.  In a further experiment, they want to use the calibration curve to determine the number of moles of nickel(II) sulfate in a 150 mL sample of a solution of nickel(II) sulfate of unknown concentration.  The unknown solution is measured and found to have a relative absorbance of 0.6. Determine the number of moles present in the sample.</w:t>
-      </w:r>
-      <w:r>
-        <w:tab/>
-      </w:r>
-      <w:r>
-        <w:rPr>
-          <w:rFonts w:ascii="Arial" w:hAnsi="Arial" w:eastAsia="Arial"/>
-          <w:b w:val="0"/>
-          <w:sz w:val="22"/>
-        </w:rPr>
-        <w:t>（   ）</w:t>
+        <w:t>How will this affect the measured absorbance?	（   ）</w:t>
       </w:r>
     </w:p>
     <w:p>
@@ -2498,11 +2730,11 @@
       </w:pPr>
       <w:r>
         <w:rPr>
-          <w:rFonts w:ascii="Arial" w:hAnsi="Arial" w:eastAsia="Arial"/>
+          <w:rFonts w:ascii="Arial" w:hAnsi="Arial"/>
           <w:b w:val="0"/>
           <w:sz w:val="22"/>
         </w:rPr>
-        <w:t>A. 0.099 mol</w:t>
+        <w:t>A  The measured absorbance will be too high.</w:t>
       </w:r>
     </w:p>
     <w:p>
@@ -2511,11 +2743,11 @@
       </w:pPr>
       <w:r>
         <w:rPr>
-          <w:rFonts w:ascii="Arial" w:hAnsi="Arial" w:eastAsia="Arial"/>
+          <w:rFonts w:ascii="Arial" w:hAnsi="Arial"/>
           <w:b w:val="0"/>
           <w:sz w:val="22"/>
         </w:rPr>
-        <w:t>B. 0.110 mol</w:t>
+        <w:t>B  The measured absorbance will be too low, because the solution is diluted by the residual water.</w:t>
       </w:r>
     </w:p>
     <w:p>
@@ -2524,11 +2756,11 @@
       </w:pPr>
       <w:r>
         <w:rPr>
-          <w:rFonts w:ascii="Arial" w:hAnsi="Arial" w:eastAsia="Arial"/>
+          <w:rFonts w:ascii="Arial" w:hAnsi="Arial"/>
           <w:b w:val="0"/>
           <w:sz w:val="22"/>
         </w:rPr>
-        <w:t>C. 0.135 mol</w:t>
+        <w:t>C  The measured absorbance will be unaffected.</w:t>
       </w:r>
     </w:p>
     <w:p>
@@ -2537,11 +2769,11 @@
       </w:pPr>
       <w:r>
         <w:rPr>
-          <w:rFonts w:ascii="Arial" w:hAnsi="Arial" w:eastAsia="Arial"/>
+          <w:rFonts w:ascii="Arial" w:hAnsi="Arial"/>
           <w:b w:val="0"/>
           <w:sz w:val="22"/>
         </w:rPr>
-        <w:t>D. 0.66 mol</w:t>
+        <w:t>D  The measured absorbance will be zero.</w:t>
       </w:r>
     </w:p>
     <w:p>
@@ -2558,22 +2790,19 @@
       </w:pPr>
       <w:r>
         <w:rPr>
-          <w:rFonts w:ascii="Arial" w:hAnsi="Arial" w:eastAsia="Arial"/>
+          <w:rFonts w:ascii="Arial" w:hAnsi="Arial"/>
           <w:b w:val="0"/>
           <w:sz w:val="22"/>
         </w:rPr>
-        <w:t>10. The photoelectron spectra for hydrogen (H) and helium (He) are shown above. Which of the following explanations best accounts for the peak in the He spectrum being positioned farther to the left and higher than the peak in the H spectrum?</w:t>
-      </w:r>
-      <w:r>
-        <w:tab/>
-      </w:r>
-      <w:r>
-        <w:rPr>
-          <w:rFonts w:ascii="Arial" w:hAnsi="Arial" w:eastAsia="Arial"/>
+        <w:t xml:space="preserve">6.</w:t>
+      </w:r>
+      <w:r>
+        <w:rPr>
+          <w:rFonts w:ascii="Arial" w:hAnsi="Arial"/>
           <w:b w:val="0"/>
           <w:sz w:val="22"/>
         </w:rPr>
-        <w:t>（   ）</w:t>
+        <w:t xml:space="preserve"> Which of the following best explains what occurs at the molecular level when a molecule absorbs infrared radiation?	（   ）</w:t>
       </w:r>
     </w:p>
     <w:p>
@@ -2582,11 +2811,11 @@
       </w:pPr>
       <w:r>
         <w:rPr>
-          <w:rFonts w:ascii="Arial" w:hAnsi="Arial" w:eastAsia="Arial"/>
+          <w:rFonts w:ascii="Arial" w:hAnsi="Arial"/>
           <w:b w:val="0"/>
           <w:sz w:val="22"/>
         </w:rPr>
-        <w:t>A. He has an additional valence electron in a higher energy level than the valence electron in H.</w:t>
+        <w:t>A  Electrons in the molecule jump to higher energy orbitals.</w:t>
       </w:r>
     </w:p>
     <w:p>
@@ -2595,11 +2824,11 @@
       </w:pPr>
       <w:r>
         <w:rPr>
-          <w:rFonts w:ascii="Arial" w:hAnsi="Arial" w:eastAsia="Arial"/>
+          <w:rFonts w:ascii="Arial" w:hAnsi="Arial"/>
           <w:b w:val="0"/>
           <w:sz w:val="22"/>
         </w:rPr>
-        <w:t>B. He has a greater nuclear charge than H and an additional electron in the same energy level.</w:t>
+        <w:t>B  The atoms in the molecule increase their vibration as the bonds between them bend and stretch.</w:t>
       </w:r>
     </w:p>
     <w:p>
@@ -2608,11 +2837,11 @@
       </w:pPr>
       <w:r>
         <w:rPr>
-          <w:rFonts w:ascii="Arial" w:hAnsi="Arial" w:eastAsia="Arial"/>
+          <w:rFonts w:ascii="Arial" w:hAnsi="Arial"/>
           <w:b w:val="0"/>
           <w:sz w:val="22"/>
         </w:rPr>
-        <w:t>C. He has a completely filled valence shell in which the electrons are a greater distance from the nucleus than the distance between the H nucleus and its electron.</w:t>
+        <w:t>C  The molecule breaks apart into its constituent atoms.</w:t>
       </w:r>
     </w:p>
     <w:p>
@@ -2621,11 +2850,11 @@
       </w:pPr>
       <w:r>
         <w:rPr>
-          <w:rFonts w:ascii="Arial" w:hAnsi="Arial" w:eastAsia="Arial"/>
+          <w:rFonts w:ascii="Arial" w:hAnsi="Arial"/>
           <w:b w:val="0"/>
           <w:sz w:val="22"/>
         </w:rPr>
-        <w:t>D. It takes longer for the electrons in He to be removed due to the higher nuclear mass of He.</w:t>
+        <w:t>D  The molecule begins to rotate faster about its axis.</w:t>
       </w:r>
     </w:p>
     <w:p>
@@ -2642,61 +2871,59 @@
       </w:pPr>
       <w:r>
         <w:rPr>
-          <w:rFonts w:ascii="Arial" w:hAnsi="Arial" w:eastAsia="Arial"/>
+          <w:rFonts w:ascii="Arial" w:hAnsi="Arial"/>
           <w:b w:val="0"/>
           <w:sz w:val="22"/>
         </w:rPr>
-        <w:t>11. Electromagnetic radiation with a maximum wavelength of 540 nm is required to study the photoelectric effect in potassium atoms. What is the approximate frequency associated with this wavelength?</w:t>
-      </w:r>
-      <w:r>
-        <w:tab/>
-      </w:r>
-      <w:r>
-        <w:rPr>
-          <w:rFonts w:ascii="Arial" w:hAnsi="Arial" w:eastAsia="Arial"/>
-          <w:b w:val="0"/>
-          <w:sz w:val="22"/>
-        </w:rPr>
-        <w:t>（   ）</w:t>
+        <w:t>7. A colored solution is analyzed by spectrophotometer.</w:t>
       </w:r>
     </w:p>
     <w:p>
       <w:pPr>
-        <w:spacing w:after="20" w:before="0" w:line="240" w:lineRule="auto"/>
-      </w:pPr>
-      <w:r>
-        <w:rPr>
-          <w:rFonts w:ascii="Arial" w:hAnsi="Arial" w:eastAsia="Arial"/>
+        <w:spacing w:after="40" w:before="80" w:line="240" w:lineRule="auto"/>
+        <w:tabs>
+          <w:tab w:val="right" w:pos="9072"/>
+        </w:tabs>
+      </w:pPr>
+      <w:r>
+        <w:rPr>
+          <w:rFonts w:ascii="Arial" w:hAnsi="Arial"/>
           <w:b w:val="0"/>
           <w:sz w:val="22"/>
         </w:rPr>
-        <w:t>A. 1.8 x 1015 s-1</w:t>
+        <w:t>The solution has concentration 0.2 M and path length 1.00 cm.</w:t>
       </w:r>
     </w:p>
     <w:p>
       <w:pPr>
-        <w:spacing w:after="20" w:before="0" w:line="240" w:lineRule="auto"/>
-      </w:pPr>
-      <w:r>
-        <w:rPr>
-          <w:rFonts w:ascii="Arial" w:hAnsi="Arial" w:eastAsia="Arial"/>
+        <w:spacing w:after="40" w:before="80" w:line="240" w:lineRule="auto"/>
+        <w:tabs>
+          <w:tab w:val="right" w:pos="9072"/>
+        </w:tabs>
+      </w:pPr>
+      <w:r>
+        <w:rPr>
+          <w:rFonts w:ascii="Arial" w:hAnsi="Arial"/>
           <w:b w:val="0"/>
           <w:sz w:val="22"/>
         </w:rPr>
-        <w:t>B. 1.6 x 102 s-1</w:t>
+        <w:t>When the filter of the spectrophotometer is set to 430 nm, the absorbance is x.</w:t>
       </w:r>
     </w:p>
     <w:p>
       <w:pPr>
-        <w:spacing w:after="20" w:before="0" w:line="240" w:lineRule="auto"/>
-      </w:pPr>
-      <w:r>
-        <w:rPr>
-          <w:rFonts w:ascii="Arial" w:hAnsi="Arial" w:eastAsia="Arial"/>
+        <w:spacing w:after="40" w:before="80" w:line="240" w:lineRule="auto"/>
+        <w:tabs>
+          <w:tab w:val="right" w:pos="9072"/>
+        </w:tabs>
+      </w:pPr>
+      <w:r>
+        <w:rPr>
+          <w:rFonts w:ascii="Arial" w:hAnsi="Arial"/>
           <w:b w:val="0"/>
           <w:sz w:val="22"/>
         </w:rPr>
-        <w:t>C. 1.9 x 106 s-1</w:t>
+        <w:t>If the experiment is repeated using a cuvette with 0.5 cm path length deduce the new absorbance.	（   ）</w:t>
       </w:r>
     </w:p>
     <w:p>
@@ -2705,29 +2932,1096 @@
       </w:pPr>
       <w:r>
         <w:rPr>
-          <w:rFonts w:ascii="Arial" w:hAnsi="Arial" w:eastAsia="Arial"/>
+          <w:rFonts w:ascii="Arial" w:hAnsi="Arial"/>
           <w:b w:val="0"/>
           <w:sz w:val="22"/>
         </w:rPr>
-        <w:t>D. 5.6 x 1014 s-1</w:t>
+        <w:t>A. The absorbance will double (A' = 2A) because path length is halved</w:t>
       </w:r>
     </w:p>
     <w:p>
       <w:pPr>
-        <w:spacing w:after="0" w:before="0" w:line="240" w:lineRule="auto"/>
-      </w:pPr>
+        <w:spacing w:after="20" w:before="0" w:line="240" w:lineRule="auto"/>
+      </w:pPr>
+      <w:r>
+        <w:rPr>
+          <w:rFonts w:ascii="Arial" w:hAnsi="Arial"/>
+          <w:b w:val="0"/>
+          <w:sz w:val="22"/>
+        </w:rPr>
+        <w:t>B. Option B</w:t>
+      </w:r>
     </w:p>
     <w:p>
       <w:pPr>
+        <w:spacing w:after="20" w:before="0" w:line="240" w:lineRule="auto"/>
+      </w:pPr>
+      <w:r>
+        <w:rPr>
+          <w:rFonts w:ascii="Arial" w:hAnsi="Arial"/>
+          <w:b w:val="0"/>
+          <w:sz w:val="22"/>
+        </w:rPr>
+        <w:t>C. Option C</w:t>
+      </w:r>
+    </w:p>
+    <w:p>
+      <w:pPr>
+        <w:spacing w:after="20" w:before="0" w:line="240" w:lineRule="auto"/>
+      </w:pPr>
+      <w:r>
+        <w:rPr>
+          <w:rFonts w:ascii="Arial" w:hAnsi="Arial"/>
+          <w:b w:val="0"/>
+          <w:sz w:val="22"/>
+        </w:rPr>
+        <w:t>D. Option D</w:t>
+      </w:r>
+    </w:p>
+    <w:p>
+      <w:pPr>
+        <w:spacing w:after="0" w:before="0" w:line="240" w:lineRule="auto"/>
+      </w:pPr>
+    </w:p>
+    <w:p>
+      <w:pPr>
         <w:spacing w:after="40" w:before="80" w:line="240" w:lineRule="auto"/>
-      </w:pPr>
-      <w:r>
-        <w:rPr>
-          <w:rFonts w:ascii="Arial" w:hAnsi="Arial" w:eastAsia="Arial"/>
+        <w:tabs>
+          <w:tab w:val="right" w:pos="9072"/>
+        </w:tabs>
+      </w:pPr>
+      <w:r>
+        <w:rPr>
+          <w:rFonts w:ascii="Arial" w:hAnsi="Arial"/>
           <w:b w:val="0"/>
           <w:sz w:val="22"/>
         </w:rPr>
-        <w:t>1. CuSO4 standards: c=0.0100M A=0.125; c=0.0200M A=0.248; c=0.0300M A=0.380; c=0.0500M A=0.622; b=1.00cm.</w:t>
+        <w:t>8.</w:t>
+      </w:r>
+      <w:r>
+        <w:rPr>
+          <w:rFonts w:ascii="Arial" w:hAnsi="Arial"/>
+          <w:b w:val="0"/>
+          <w:sz w:val="22"/>
+        </w:rPr>
+        <w:t xml:space="preserve"> The wavelength range for ultraviolet radiation is 10-8 m, while that of infrared radiation is 10-5 m.</w:t>
+      </w:r>
+    </w:p>
+    <w:p>
+      <w:pPr>
+        <w:spacing w:after="40" w:before="80" w:line="240" w:lineRule="auto"/>
+        <w:tabs>
+          <w:tab w:val="right" w:pos="9072"/>
+        </w:tabs>
+      </w:pPr>
+      <w:r>
+        <w:rPr>
+          <w:rFonts w:ascii="Arial" w:hAnsi="Arial"/>
+          <w:b w:val="0"/>
+          <w:sz w:val="22"/>
+        </w:rPr>
+        <w:t>Which type of radiation has more energy, and why?	（   ）</w:t>
+      </w:r>
+    </w:p>
+    <w:p>
+      <w:pPr>
+        <w:spacing w:after="20" w:before="0" w:line="240" w:lineRule="auto"/>
+      </w:pPr>
+      <w:r>
+        <w:rPr>
+          <w:rFonts w:ascii="Arial" w:hAnsi="Arial"/>
+          <w:b w:val="0"/>
+          <w:sz w:val="22"/>
+        </w:rPr>
+        <w:t>A. Infrared has more energy because it has a lower frequency.</w:t>
+      </w:r>
+    </w:p>
+    <w:p>
+      <w:pPr>
+        <w:spacing w:after="20" w:before="0" w:line="240" w:lineRule="auto"/>
+      </w:pPr>
+      <w:r>
+        <w:rPr>
+          <w:rFonts w:ascii="Arial" w:hAnsi="Arial"/>
+          <w:b w:val="0"/>
+          <w:sz w:val="22"/>
+        </w:rPr>
+        <w:t>B. Infrared has more energy because it has a shorter wavelength.</w:t>
+      </w:r>
+    </w:p>
+    <w:p>
+      <w:pPr>
+        <w:spacing w:after="20" w:before="0" w:line="240" w:lineRule="auto"/>
+      </w:pPr>
+      <w:r>
+        <w:rPr>
+          <w:rFonts w:ascii="Arial" w:hAnsi="Arial"/>
+          <w:b w:val="0"/>
+          <w:sz w:val="22"/>
+        </w:rPr>
+        <w:t>C. Ultraviolet has more energy because it has a higher frequency.</w:t>
+      </w:r>
+    </w:p>
+    <w:p>
+      <w:pPr>
+        <w:spacing w:after="20" w:before="0" w:line="240" w:lineRule="auto"/>
+      </w:pPr>
+      <w:r>
+        <w:rPr>
+          <w:rFonts w:ascii="Arial" w:hAnsi="Arial"/>
+          <w:b w:val="0"/>
+          <w:sz w:val="22"/>
+        </w:rPr>
+        <w:t>D. Ultraviolet has more energy because it has a longer wavelength.</w:t>
+      </w:r>
+    </w:p>
+    <w:p>
+      <w:pPr>
+        <w:spacing w:after="0" w:before="0" w:line="240" w:lineRule="auto"/>
+      </w:pPr>
+    </w:p>
+    <w:p>
+      <w:pPr>
+        <w:spacing w:after="40" w:before="80" w:line="240" w:lineRule="auto"/>
+        <w:tabs>
+          <w:tab w:val="right" w:pos="9072"/>
+        </w:tabs>
+      </w:pPr>
+      <w:r>
+        <w:rPr>
+          <w:rFonts w:ascii="Arial" w:hAnsi="Arial"/>
+          <w:b w:val="0"/>
+          <w:sz w:val="22"/>
+        </w:rPr>
+        <w:t>9. If the frequency of a photon of electromagnetic radiation is 5.0 x10¹⁴ Hz, determine  the energy of the photon.</w:t>
+      </w:r>
+      <w:r>
+        <w:tab/>
+      </w:r>
+      <w:r>
+        <w:rPr>
+          <w:rFonts w:ascii="Arial" w:hAnsi="Arial"/>
+          <w:b w:val="0"/>
+          <w:sz w:val="22"/>
+        </w:rPr>
+        <w:t>（   ）</w:t>
+      </w:r>
+    </w:p>
+    <w:p>
+      <w:pPr>
+        <w:spacing w:after="20" w:before="0" w:line="240" w:lineRule="auto"/>
+      </w:pPr>
+      <w:r>
+        <w:rPr>
+          <w:rFonts w:ascii="Arial" w:hAnsi="Arial"/>
+          <w:b w:val="0"/>
+          <w:sz w:val="22"/>
+        </w:rPr>
+        <w:t>A. Option A</w:t>
+      </w:r>
+      <w:r>
+        <w:rPr>
+          <w:rFonts w:ascii="Arial" w:hAnsi="Arial"/>
+          <w:b w:val="0"/>
+          <w:sz w:val="22"/>
+          <w:vertAlign w:val="superscript"/>
+        </w:rPr>
+        <w:t>-19</w:t>
+      </w:r>
+      <w:r>
+        <w:rPr>
+          <w:rFonts w:ascii="Arial" w:hAnsi="Arial"/>
+          <w:b w:val="0"/>
+          <w:sz w:val="22"/>
+        </w:rPr>
+        <w:t> J</w:t>
+      </w:r>
+    </w:p>
+    <w:p>
+      <w:pPr>
+        <w:spacing w:after="20" w:before="0" w:line="240" w:lineRule="auto"/>
+      </w:pPr>
+      <w:r>
+        <w:rPr>
+          <w:rFonts w:ascii="Arial" w:hAnsi="Arial"/>
+          <w:b w:val="0"/>
+          <w:sz w:val="22"/>
+        </w:rPr>
+        <w:t>B. Option B</w:t>
+      </w:r>
+      <w:r>
+        <w:rPr>
+          <w:rFonts w:ascii="Arial" w:hAnsi="Arial"/>
+          <w:b w:val="0"/>
+          <w:sz w:val="22"/>
+          <w:vertAlign w:val="superscript"/>
+        </w:rPr>
+        <w:t>-19</w:t>
+      </w:r>
+      <w:r>
+        <w:rPr>
+          <w:rFonts w:ascii="Arial" w:hAnsi="Arial"/>
+          <w:b w:val="0"/>
+          <w:sz w:val="22"/>
+        </w:rPr>
+        <w:t> J</w:t>
+      </w:r>
+    </w:p>
+    <w:p>
+      <w:pPr>
+        <w:spacing w:after="20" w:before="0" w:line="240" w:lineRule="auto"/>
+      </w:pPr>
+      <w:r>
+        <w:rPr>
+          <w:rFonts w:ascii="Arial" w:hAnsi="Arial"/>
+          <w:b w:val="0"/>
+          <w:sz w:val="22"/>
+        </w:rPr>
+        <w:t>C. Option C</w:t>
+      </w:r>
+      <w:r>
+        <w:rPr>
+          <w:rFonts w:ascii="Arial" w:hAnsi="Arial"/>
+          <w:b w:val="0"/>
+          <w:sz w:val="22"/>
+          <w:vertAlign w:val="superscript"/>
+        </w:rPr>
+        <w:t>-19</w:t>
+      </w:r>
+      <w:r>
+        <w:rPr>
+          <w:rFonts w:ascii="Arial" w:hAnsi="Arial"/>
+          <w:b w:val="0"/>
+          <w:sz w:val="22"/>
+        </w:rPr>
+        <w:t> J</w:t>
+      </w:r>
+    </w:p>
+    <w:p>
+      <w:pPr>
+        <w:spacing w:after="20" w:before="0" w:line="240" w:lineRule="auto"/>
+      </w:pPr>
+      <w:r>
+        <w:rPr>
+          <w:rFonts w:ascii="Arial" w:hAnsi="Arial"/>
+          <w:b w:val="0"/>
+          <w:sz w:val="22"/>
+        </w:rPr>
+        <w:t>D. Option D</w:t>
+      </w:r>
+      <w:r>
+        <w:rPr>
+          <w:rFonts w:ascii="Arial" w:hAnsi="Arial"/>
+          <w:b w:val="0"/>
+          <w:sz w:val="22"/>
+          <w:vertAlign w:val="superscript"/>
+        </w:rPr>
+        <w:t>-19</w:t>
+      </w:r>
+      <w:r>
+        <w:rPr>
+          <w:rFonts w:ascii="Arial" w:hAnsi="Arial"/>
+          <w:b w:val="0"/>
+          <w:sz w:val="22"/>
+        </w:rPr>
+        <w:t> J</w:t>
+      </w:r>
+    </w:p>
+    <w:p>
+      <w:pPr>
+        <w:spacing w:after="0" w:before="0" w:line="240" w:lineRule="auto"/>
+      </w:pPr>
+    </w:p>
+    <w:p>
+      <w:pPr>
+        <w:spacing w:after="40" w:before="80" w:line="240" w:lineRule="auto"/>
+        <w:tabs>
+          <w:tab w:val="right" w:pos="9072"/>
+        </w:tabs>
+      </w:pPr>
+      <w:r>
+        <w:rPr>
+          <w:rFonts w:ascii="Arial" w:hAnsi="Arial"/>
+          <w:b w:val="0"/>
+          <w:sz w:val="22"/>
+        </w:rPr>
+        <w:t>10. Identify the type of energy transition shown in the diagram</w:t>
+      </w:r>
+      <w:r>
+        <w:tab/>
+      </w:r>
+      <w:r>
+        <w:rPr>
+          <w:rFonts w:ascii="Arial" w:hAnsi="Arial"/>
+          <w:b w:val="0"/>
+          <w:sz w:val="22"/>
+        </w:rPr>
+        <w:t>（   ）</w:t>
+      </w:r>
+    </w:p>
+    <w:p>
+      <w:r>
+        <w:drawing>
+          <wp:inline xmlns:a="http://schemas.openxmlformats.org/drawingml/2006/main" xmlns:pic="http://schemas.openxmlformats.org/drawingml/2006/picture">
+            <wp:extent cx="3780000" cy="3249774"/>
+            <wp:docPr id="4" name="Picture 4"/>
+            <wp:cNvGraphicFramePr>
+              <a:graphicFrameLocks noChangeAspect="1"/>
+            </wp:cNvGraphicFramePr>
+            <a:graphic>
+              <a:graphicData uri="http://schemas.openxmlformats.org/drawingml/2006/picture">
+                <pic:pic>
+                  <pic:nvPicPr>
+                    <pic:cNvPr id="0" name="f_c07_04.png"/>
+                    <pic:cNvPicPr/>
+                  </pic:nvPicPr>
+                  <pic:blipFill>
+                    <a:blip r:embed="rId12"/>
+                    <a:stretch>
+                      <a:fillRect/>
+                    </a:stretch>
+                  </pic:blipFill>
+                  <pic:spPr>
+                    <a:xfrm>
+                      <a:off x="0" y="0"/>
+                      <a:ext cx="3780000" cy="3249774"/>
+                    </a:xfrm>
+                    <a:prstGeom prst="rect"/>
+                  </pic:spPr>
+                </pic:pic>
+              </a:graphicData>
+            </a:graphic>
+          </wp:inline>
+        </w:drawing>
+      </w:r>
+    </w:p>
+    <w:p>
+      <w:pPr>
+        <w:spacing w:before="20" w:after="120"/>
+      </w:pPr>
+      <w:r>
+        <w:rPr>
+          <w:rFonts w:ascii="霞鹜文楷 Medium" w:hAnsi="霞鹜文楷 Medium"/>
+          <w:b/>
+          <w:sz w:val="18"/>
+        </w:rPr>
+        <w:t>图 C₀7-4：能级跃迁图（对应考点 D MCQ10）</w:t>
+      </w:r>
+    </w:p>
+    <w:p>
+      <w:pPr>
+        <w:spacing w:after="20" w:before="0" w:line="240" w:lineRule="auto"/>
+      </w:pPr>
+      <w:r>
+        <w:rPr>
+          <w:rFonts w:ascii="Arial" w:hAnsi="Arial"/>
+          <w:b w:val="0"/>
+          <w:sz w:val="22"/>
+        </w:rPr>
+        <w:t>A. Diagram A — particle arrangement</w:t>
+      </w:r>
+    </w:p>
+    <w:p>
+      <w:pPr>
+        <w:spacing w:after="20" w:before="0" w:line="240" w:lineRule="auto"/>
+      </w:pPr>
+      <w:r>
+        <w:rPr>
+          <w:rFonts w:ascii="Arial" w:hAnsi="Arial"/>
+          <w:b w:val="0"/>
+          <w:sz w:val="22"/>
+        </w:rPr>
+        <w:t>B. ultraviolet radiation</w:t>
+      </w:r>
+    </w:p>
+    <w:p>
+      <w:pPr>
+        <w:spacing w:after="20" w:before="0" w:line="240" w:lineRule="auto"/>
+      </w:pPr>
+      <w:r>
+        <w:rPr>
+          <w:rFonts w:ascii="Arial" w:hAnsi="Arial"/>
+          <w:b w:val="0"/>
+          <w:sz w:val="22"/>
+        </w:rPr>
+        <w:t>C. Diagram C — particle arrangement</w:t>
+      </w:r>
+    </w:p>
+    <w:p>
+      <w:pPr>
+        <w:spacing w:after="20" w:before="0" w:line="240" w:lineRule="auto"/>
+      </w:pPr>
+      <w:r>
+        <w:rPr>
+          <w:rFonts w:ascii="Arial" w:hAnsi="Arial"/>
+          <w:b w:val="0"/>
+          <w:sz w:val="22"/>
+        </w:rPr>
+        <w:t>D. visible light radiation</w:t>
+      </w:r>
+    </w:p>
+    <w:p>
+      <w:pPr>
+        <w:spacing w:after="0" w:before="0" w:line="240" w:lineRule="auto"/>
+      </w:pPr>
+    </w:p>
+    <w:p>
+      <w:pPr>
+        <w:spacing w:after="40" w:before="80" w:line="240" w:lineRule="auto"/>
+        <w:tabs>
+          <w:tab w:val="right" w:pos="9072"/>
+        </w:tabs>
+      </w:pPr>
+      <w:r>
+        <w:rPr>
+          <w:rFonts w:ascii="Arial" w:hAnsi="Arial"/>
+          <w:b w:val="0"/>
+          <w:sz w:val="22"/>
+        </w:rPr>
+        <w:t xml:space="preserve">11.</w:t>
+      </w:r>
+      <w:r>
+        <w:rPr>
+          <w:rFonts w:ascii="Arial" w:hAnsi="Arial"/>
+          <w:b w:val="0"/>
+          <w:sz w:val="22"/>
+        </w:rPr>
+        <w:t xml:space="preserve"> Which of the following provides the best explanation for what occurs when dye molecules absorb photons of visible light?	（   ）</w:t>
+      </w:r>
+    </w:p>
+    <w:p>
+      <w:pPr>
+        <w:spacing w:after="20" w:before="0" w:line="240" w:lineRule="auto"/>
+      </w:pPr>
+      <w:r>
+        <w:rPr>
+          <w:rFonts w:ascii="Arial" w:hAnsi="Arial"/>
+          <w:b w:val="0"/>
+          <w:sz w:val="22"/>
+        </w:rPr>
+        <w:t xml:space="preserve">A.</w:t>
+      </w:r>
+    </w:p>
+    <w:p>
+      <w:pPr>
+        <w:spacing w:after="20" w:before="0" w:line="240" w:lineRule="auto"/>
+      </w:pPr>
+      <w:r>
+        <w:rPr>
+          <w:rFonts w:ascii="Arial" w:hAnsi="Arial"/>
+          <w:b w:val="0"/>
+          <w:sz w:val="22"/>
+        </w:rPr>
+        <w:t xml:space="preserve">Certain electrons in the dye molecule transition to a higher energy level, with the energy difference between the two levels matching the energy of the absorbed photons.</w:t>
+      </w:r>
+    </w:p>
+    <w:p>
+      <w:pPr>
+        <w:spacing w:after="20" w:before="0" w:line="240" w:lineRule="auto"/>
+      </w:pPr>
+      <w:r>
+        <w:rPr>
+          <w:rFonts w:ascii="Arial" w:hAnsi="Arial"/>
+          <w:b w:val="0"/>
+          <w:sz w:val="22"/>
+        </w:rPr>
+        <w:t xml:space="preserve">B.</w:t>
+      </w:r>
+    </w:p>
+    <w:p>
+      <w:pPr>
+        <w:spacing w:after="20" w:before="0" w:line="240" w:lineRule="auto"/>
+      </w:pPr>
+      <w:r>
+        <w:rPr>
+          <w:rFonts w:ascii="Arial" w:hAnsi="Arial"/>
+          <w:b w:val="0"/>
+          <w:sz w:val="22"/>
+        </w:rPr>
+        <w:t xml:space="preserve">Certain chemical bonds in the dye molecules start to bend and stretch, with the energy difference between the lower and higher vibrational states equaling the energy of the absorbed photons.</w:t>
+      </w:r>
+    </w:p>
+    <w:p>
+      <w:pPr>
+        <w:spacing w:after="20" w:before="0" w:line="240" w:lineRule="auto"/>
+      </w:pPr>
+      <w:r>
+        <w:rPr>
+          <w:rFonts w:ascii="Arial" w:hAnsi="Arial"/>
+          <w:b w:val="0"/>
+          <w:sz w:val="22"/>
+        </w:rPr>
+        <w:t xml:space="preserve">C.</w:t>
+      </w:r>
+    </w:p>
+    <w:p>
+      <w:pPr>
+        <w:spacing w:after="20" w:before="0" w:line="240" w:lineRule="auto"/>
+      </w:pPr>
+      <w:r>
+        <w:rPr>
+          <w:rFonts w:ascii="Arial" w:hAnsi="Arial"/>
+          <w:b w:val="0"/>
+          <w:sz w:val="22"/>
+        </w:rPr>
+        <w:t xml:space="preserve">The dye molecules begin to rotate more rapidly in specific modes, with the energy difference between the lower and higher rotational states matching the energy of the absorbed photons.</w:t>
+      </w:r>
+    </w:p>
+    <w:p>
+      <w:pPr>
+        <w:spacing w:after="20" w:before="0" w:line="240" w:lineRule="auto"/>
+      </w:pPr>
+      <w:r>
+        <w:rPr>
+          <w:rFonts w:ascii="Arial" w:hAnsi="Arial"/>
+          <w:b w:val="0"/>
+          <w:sz w:val="22"/>
+        </w:rPr>
+        <w:t xml:space="preserve">D.</w:t>
+      </w:r>
+    </w:p>
+    <w:p>
+      <w:pPr>
+        <w:spacing w:after="20" w:before="0" w:line="240" w:lineRule="auto"/>
+      </w:pPr>
+      <w:r>
+        <w:rPr>
+          <w:rFonts w:ascii="Arial" w:hAnsi="Arial"/>
+          <w:b w:val="0"/>
+          <w:sz w:val="22"/>
+        </w:rPr>
+        <w:t xml:space="preserve">Certain covalent bonds in the dye molecules begin to break and re-form, with the bond energies of the bonds being the same as the energy of the absorbed photons.</w:t>
+      </w:r>
+    </w:p>
+    <w:p>
+      <w:pPr>
+        <w:spacing w:after="0" w:before="0" w:line="240" w:lineRule="auto"/>
+      </w:pPr>
+    </w:p>
+    <w:p>
+      <w:pPr>
+        <w:spacing w:after="40" w:before="80" w:line="240" w:lineRule="auto"/>
+        <w:tabs>
+          <w:tab w:val="right" w:pos="9072"/>
+        </w:tabs>
+      </w:pPr>
+      <w:r>
+        <w:rPr>
+          <w:rFonts w:ascii="Arial" w:hAnsi="Arial"/>
+          <w:b w:val="0"/>
+          <w:sz w:val="22"/>
+        </w:rPr>
+        <w:t xml:space="preserve">12.</w:t>
+      </w:r>
+      <w:r>
+        <w:rPr>
+          <w:rFonts w:ascii="Arial" w:hAnsi="Arial"/>
+          <w:b w:val="0"/>
+          <w:sz w:val="22"/>
+        </w:rPr>
+        <w:t xml:space="preserve"> Determine the amount of energy in joules that a carbon dioxide molecule gains when it absorbs a photon of infrared radiation of wavelength  7 x10-7 m.	（   ）</w:t>
+      </w:r>
+    </w:p>
+    <w:p>
+      <w:pPr>
+        <w:spacing w:after="20" w:before="0" w:line="240" w:lineRule="auto"/>
+      </w:pPr>
+      <w:r>
+        <w:rPr>
+          <w:rFonts w:ascii="Arial" w:hAnsi="Arial"/>
+          <w:b w:val="0"/>
+          <w:sz w:val="22"/>
+        </w:rPr>
+        <w:t>A. Diagram A — particle arrangement</w:t>
+      </w:r>
+      <w:r>
+        <w:rPr>
+          <w:rFonts w:ascii="Arial" w:hAnsi="Arial"/>
+          <w:b w:val="0"/>
+          <w:sz w:val="22"/>
+          <w:vertAlign w:val="superscript"/>
+        </w:rPr>
+        <w:t>-19</w:t>
+      </w:r>
+      <w:r>
+        <w:rPr>
+          <w:rFonts w:ascii="Arial" w:hAnsi="Arial"/>
+          <w:b w:val="0"/>
+          <w:sz w:val="22"/>
+        </w:rPr>
+        <w:t> J</w:t>
+      </w:r>
+    </w:p>
+    <w:p>
+      <w:pPr>
+        <w:spacing w:after="20" w:before="0" w:line="240" w:lineRule="auto"/>
+      </w:pPr>
+      <w:r>
+        <w:rPr>
+          <w:rFonts w:ascii="Arial" w:hAnsi="Arial"/>
+          <w:b w:val="0"/>
+          <w:sz w:val="22"/>
+        </w:rPr>
+        <w:t>B. Diagram B — particle arrangement</w:t>
+      </w:r>
+      <w:r>
+        <w:rPr>
+          <w:rFonts w:ascii="Arial" w:hAnsi="Arial"/>
+          <w:b w:val="0"/>
+          <w:sz w:val="22"/>
+          <w:vertAlign w:val="superscript"/>
+        </w:rPr>
+        <w:t>-19</w:t>
+      </w:r>
+      <w:r>
+        <w:rPr>
+          <w:rFonts w:ascii="Arial" w:hAnsi="Arial"/>
+          <w:b w:val="0"/>
+          <w:sz w:val="22"/>
+        </w:rPr>
+        <w:t> J</w:t>
+      </w:r>
+    </w:p>
+    <w:p>
+      <w:pPr>
+        <w:spacing w:after="20" w:before="0" w:line="240" w:lineRule="auto"/>
+      </w:pPr>
+      <w:r>
+        <w:rPr>
+          <w:rFonts w:ascii="Arial" w:hAnsi="Arial"/>
+          <w:b w:val="0"/>
+          <w:sz w:val="22"/>
+        </w:rPr>
+        <w:t>C. Diagram C — particle arrangement</w:t>
+      </w:r>
+      <w:r>
+        <w:rPr>
+          <w:rFonts w:ascii="Arial" w:hAnsi="Arial"/>
+          <w:b w:val="0"/>
+          <w:sz w:val="22"/>
+          <w:vertAlign w:val="superscript"/>
+        </w:rPr>
+        <w:t>-19</w:t>
+      </w:r>
+      <w:r>
+        <w:rPr>
+          <w:rFonts w:ascii="Arial" w:hAnsi="Arial"/>
+          <w:b w:val="0"/>
+          <w:sz w:val="22"/>
+        </w:rPr>
+        <w:t> J</w:t>
+      </w:r>
+    </w:p>
+    <w:p>
+      <w:pPr>
+        <w:spacing w:after="20" w:before="0" w:line="240" w:lineRule="auto"/>
+      </w:pPr>
+      <w:r>
+        <w:rPr>
+          <w:rFonts w:ascii="Arial" w:hAnsi="Arial"/>
+          <w:b w:val="0"/>
+          <w:sz w:val="22"/>
+        </w:rPr>
+        <w:t>D. Option D</w:t>
+      </w:r>
+      <w:r>
+        <w:rPr>
+          <w:rFonts w:ascii="Arial" w:hAnsi="Arial"/>
+          <w:b w:val="0"/>
+          <w:sz w:val="22"/>
+          <w:vertAlign w:val="superscript"/>
+        </w:rPr>
+        <w:t>-19</w:t>
+      </w:r>
+      <w:r>
+        <w:rPr>
+          <w:rFonts w:ascii="Arial" w:hAnsi="Arial"/>
+          <w:b w:val="0"/>
+          <w:sz w:val="22"/>
+        </w:rPr>
+        <w:t> J</w:t>
+      </w:r>
+    </w:p>
+    <w:p>
+      <w:pPr>
+        <w:spacing w:after="0" w:before="0" w:line="240" w:lineRule="auto"/>
+      </w:pPr>
+    </w:p>
+    <w:p>
+      <w:pPr>
+        <w:spacing w:after="40" w:before="80" w:line="240" w:lineRule="auto"/>
+        <w:tabs>
+          <w:tab w:val="right" w:pos="9072"/>
+        </w:tabs>
+      </w:pPr>
+      <w:r>
+        <w:rPr>
+          <w:rFonts w:ascii="Arial" w:hAnsi="Arial"/>
+          <w:b w:val="0"/>
+          <w:sz w:val="22"/>
+        </w:rPr>
+        <w:t>13. A student creates a calibration curve of relative absorbance of a fixed wavelength of light for different concentrations of nickel(II) ions.</w:t>
+      </w:r>
+    </w:p>
+    <w:p>
+      <w:pPr>
+        <w:spacing w:after="40" w:before="80" w:line="240" w:lineRule="auto"/>
+        <w:tabs>
+          <w:tab w:val="right" w:pos="9072"/>
+        </w:tabs>
+      </w:pPr>
+      <w:r>
+        <w:rPr>
+          <w:rFonts w:ascii="Arial" w:hAnsi="Arial"/>
+          <w:b w:val="0"/>
+          <w:sz w:val="22"/>
+        </w:rPr>
+        <w:t>In a further experiment, they want to use the calibration curve to determine the number of moles of nickel(II) sulfate in a 150 mL sample of a solution of nickel(II) sulfate of unknown concentration.</w:t>
+      </w:r>
+    </w:p>
+    <w:p>
+      <w:pPr>
+        <w:spacing w:after="40" w:before="80" w:line="240" w:lineRule="auto"/>
+        <w:tabs>
+          <w:tab w:val="right" w:pos="9072"/>
+        </w:tabs>
+      </w:pPr>
+      <w:r>
+        <w:rPr>
+          <w:rFonts w:ascii="Arial" w:hAnsi="Arial"/>
+          <w:b w:val="0"/>
+          <w:sz w:val="22"/>
+        </w:rPr>
+        <w:t>The unknown solution is measured and found to have a relative absorbance of 0.6.</w:t>
+      </w:r>
+    </w:p>
+    <w:p>
+      <w:pPr>
+        <w:spacing w:after="40" w:before="80" w:line="240" w:lineRule="auto"/>
+        <w:tabs>
+          <w:tab w:val="right" w:pos="9072"/>
+        </w:tabs>
+      </w:pPr>
+      <w:r>
+        <w:rPr>
+          <w:rFonts w:ascii="Arial" w:hAnsi="Arial"/>
+          <w:b w:val="0"/>
+          <w:sz w:val="22"/>
+        </w:rPr>
+        <w:t>Determine the number of moles present in the sample.	（   ）</w:t>
+      </w:r>
+    </w:p>
+    <w:p>
+      <w:pPr>
+        <w:spacing w:after="20" w:before="0" w:line="240" w:lineRule="auto"/>
+      </w:pPr>
+      <w:r>
+        <w:rPr>
+          <w:rFonts w:ascii="Arial" w:hAnsi="Arial"/>
+          <w:b w:val="0"/>
+          <w:sz w:val="22"/>
+        </w:rPr>
+        <w:t>A. Graph A</w:t>
+      </w:r>
+    </w:p>
+    <w:p>
+      <w:pPr>
+        <w:spacing w:after="20" w:before="0" w:line="240" w:lineRule="auto"/>
+      </w:pPr>
+      <w:r>
+        <w:rPr>
+          <w:rFonts w:ascii="Arial" w:hAnsi="Arial"/>
+          <w:b w:val="0"/>
+          <w:sz w:val="22"/>
+        </w:rPr>
+        <w:t>B. Graph B</w:t>
+      </w:r>
+    </w:p>
+    <w:p>
+      <w:pPr>
+        <w:spacing w:after="20" w:before="0" w:line="240" w:lineRule="auto"/>
+      </w:pPr>
+      <w:r>
+        <w:rPr>
+          <w:rFonts w:ascii="Arial" w:hAnsi="Arial"/>
+          <w:b w:val="0"/>
+          <w:sz w:val="22"/>
+        </w:rPr>
+        <w:t>C. Graph C</w:t>
+      </w:r>
+    </w:p>
+    <w:p>
+      <w:pPr>
+        <w:spacing w:after="20" w:before="0" w:line="240" w:lineRule="auto"/>
+      </w:pPr>
+      <w:r>
+        <w:rPr>
+          <w:rFonts w:ascii="Arial" w:hAnsi="Arial"/>
+          <w:b w:val="0"/>
+          <w:sz w:val="22"/>
+        </w:rPr>
+        <w:t>D. Graph D</w:t>
+      </w:r>
+    </w:p>
+    <w:p>
+      <w:pPr>
+        <w:spacing w:after="0" w:before="0" w:line="240" w:lineRule="auto"/>
+      </w:pPr>
+    </w:p>
+    <w:p>
+      <w:pPr>
+        <w:spacing w:after="40" w:before="80" w:line="240" w:lineRule="auto"/>
+        <w:tabs>
+          <w:tab w:val="right" w:pos="9072"/>
+        </w:tabs>
+      </w:pPr>
+      <w:r>
+        <w:rPr>
+          <w:rFonts w:ascii="Arial" w:hAnsi="Arial"/>
+          <w:b w:val="0"/>
+          <w:sz w:val="22"/>
+        </w:rPr>
+        <w:t>14.</w:t>
+      </w:r>
+      <w:r>
+        <w:rPr>
+          <w:rFonts w:ascii="Arial" w:hAnsi="Arial"/>
+          <w:b w:val="0"/>
+          <w:sz w:val="22"/>
+        </w:rPr>
+        <w:t xml:space="preserve"> The photoelectron spectra for hydrogen (H) and helium (He) are shown above.</w:t>
+      </w:r>
+    </w:p>
+    <w:p>
+      <w:pPr>
+        <w:spacing w:after="40" w:before="80" w:line="240" w:lineRule="auto"/>
+        <w:tabs>
+          <w:tab w:val="right" w:pos="9072"/>
+        </w:tabs>
+      </w:pPr>
+      <w:r>
+        <w:rPr>
+          <w:rFonts w:ascii="Arial" w:hAnsi="Arial"/>
+          <w:b w:val="0"/>
+          <w:sz w:val="22"/>
+        </w:rPr>
+        <w:t>Which of the following explanations best accounts for the peak in the He spectrum being positioned farther to the left and higher than the peak in the H spectrum?	（   ）</w:t>
+      </w:r>
+    </w:p>
+    <w:p>
+      <w:pPr>
+        <w:spacing w:after="20" w:before="0" w:line="240" w:lineRule="auto"/>
+      </w:pPr>
+      <w:r>
+        <w:rPr>
+          <w:rFonts w:ascii="Arial" w:hAnsi="Arial"/>
+          <w:b w:val="0"/>
+          <w:sz w:val="22"/>
+        </w:rPr>
+        <w:t>A. He has an additional valence electron in a higher energy level than the valence electron in H.</w:t>
+      </w:r>
+    </w:p>
+    <w:p>
+      <w:pPr>
+        <w:spacing w:after="20" w:before="0" w:line="240" w:lineRule="auto"/>
+      </w:pPr>
+      <w:r>
+        <w:rPr>
+          <w:rFonts w:ascii="Arial" w:hAnsi="Arial"/>
+          <w:b w:val="0"/>
+          <w:sz w:val="22"/>
+        </w:rPr>
+        <w:t>B. He has a greater nuclear charge than H and an additional electron in the same energy level.</w:t>
+      </w:r>
+    </w:p>
+    <w:p>
+      <w:pPr>
+        <w:spacing w:after="20" w:before="0" w:line="240" w:lineRule="auto"/>
+      </w:pPr>
+      <w:r>
+        <w:rPr>
+          <w:rFonts w:ascii="Arial" w:hAnsi="Arial"/>
+          <w:b w:val="0"/>
+          <w:sz w:val="22"/>
+        </w:rPr>
+        <w:t xml:space="preserve">C.</w:t>
+      </w:r>
+    </w:p>
+    <w:p>
+      <w:pPr>
+        <w:spacing w:after="20" w:before="0" w:line="240" w:lineRule="auto"/>
+      </w:pPr>
+      <w:r>
+        <w:rPr>
+          <w:rFonts w:ascii="Arial" w:hAnsi="Arial"/>
+          <w:b w:val="0"/>
+          <w:sz w:val="22"/>
+        </w:rPr>
+        <w:t xml:space="preserve">He has a completely filled valence shell in which the electrons are a greater distance from the nucleus than the distance between the H nucleus and its electron.</w:t>
+      </w:r>
+    </w:p>
+    <w:p>
+      <w:pPr>
+        <w:spacing w:after="20" w:before="0" w:line="240" w:lineRule="auto"/>
+      </w:pPr>
+      <w:r>
+        <w:rPr>
+          <w:rFonts w:ascii="Arial" w:hAnsi="Arial"/>
+          <w:b w:val="0"/>
+          <w:sz w:val="22"/>
+        </w:rPr>
+        <w:t>D. It takes longer for the electrons in He to be removed due to the higher nuclear mass of He.</w:t>
+      </w:r>
+    </w:p>
+    <w:p>
+      <w:pPr>
+        <w:spacing w:after="0" w:before="0" w:line="240" w:lineRule="auto"/>
+      </w:pPr>
+    </w:p>
+    <w:p>
+      <w:pPr>
+        <w:spacing w:after="40" w:before="80" w:line="240" w:lineRule="auto"/>
+        <w:tabs>
+          <w:tab w:val="right" w:pos="9072"/>
+        </w:tabs>
+      </w:pPr>
+      <w:r>
+        <w:rPr>
+          <w:rFonts w:ascii="Arial" w:hAnsi="Arial"/>
+          <w:b w:val="0"/>
+          <w:sz w:val="22"/>
+        </w:rPr>
+        <w:t>15.</w:t>
+      </w:r>
+      <w:r>
+        <w:rPr>
+          <w:rFonts w:ascii="Arial" w:hAnsi="Arial"/>
+          <w:b w:val="0"/>
+          <w:sz w:val="22"/>
+        </w:rPr>
+        <w:t xml:space="preserve"> Electromagnetic radiation with a maximum wavelength of 540 nm is required to study the photoelectric effect in potassium atoms.</w:t>
+      </w:r>
+    </w:p>
+    <w:p>
+      <w:pPr>
+        <w:spacing w:after="40" w:before="80" w:line="240" w:lineRule="auto"/>
+        <w:tabs>
+          <w:tab w:val="right" w:pos="9072"/>
+        </w:tabs>
+      </w:pPr>
+      <w:r>
+        <w:rPr>
+          <w:rFonts w:ascii="Arial" w:hAnsi="Arial"/>
+          <w:b w:val="0"/>
+          <w:sz w:val="22"/>
+        </w:rPr>
+        <w:t>What is the approximate frequency associated with this wavelength?	（   ）</w:t>
+      </w:r>
+    </w:p>
+    <w:p>
+      <w:pPr>
+        <w:spacing w:after="20" w:before="0" w:line="240" w:lineRule="auto"/>
+      </w:pPr>
+      <w:r>
+        <w:rPr>
+          <w:rFonts w:ascii="Arial" w:hAnsi="Arial"/>
+          <w:b w:val="0"/>
+          <w:sz w:val="22"/>
+        </w:rPr>
+        <w:t>A. Option A</w:t>
+      </w:r>
+      <w:r>
+        <w:rPr>
+          <w:rFonts w:ascii="Arial" w:hAnsi="Arial"/>
+          <w:b w:val="0"/>
+          <w:sz w:val="22"/>
+          <w:vertAlign w:val="superscript"/>
+        </w:rPr>
+        <w:t>-1</w:t>
+      </w:r>
+    </w:p>
+    <w:p>
+      <w:pPr>
+        <w:spacing w:after="20" w:before="0" w:line="240" w:lineRule="auto"/>
+      </w:pPr>
+      <w:r>
+        <w:rPr>
+          <w:rFonts w:ascii="Arial" w:hAnsi="Arial"/>
+          <w:b w:val="0"/>
+          <w:sz w:val="22"/>
+        </w:rPr>
+        <w:t>B. Option B</w:t>
+      </w:r>
+      <w:r>
+        <w:rPr>
+          <w:rFonts w:ascii="Arial" w:hAnsi="Arial"/>
+          <w:b w:val="0"/>
+          <w:sz w:val="22"/>
+          <w:vertAlign w:val="superscript"/>
+        </w:rPr>
+        <w:t>-1</w:t>
+      </w:r>
+    </w:p>
+    <w:p>
+      <w:pPr>
+        <w:spacing w:after="20" w:before="0" w:line="240" w:lineRule="auto"/>
+      </w:pPr>
+      <w:r>
+        <w:rPr>
+          <w:rFonts w:ascii="Arial" w:hAnsi="Arial"/>
+          <w:b w:val="0"/>
+          <w:sz w:val="22"/>
+        </w:rPr>
+        <w:t>C. Option C</w:t>
+      </w:r>
+      <w:r>
+        <w:rPr>
+          <w:rFonts w:ascii="Arial" w:hAnsi="Arial"/>
+          <w:b w:val="0"/>
+          <w:sz w:val="22"/>
+          <w:vertAlign w:val="superscript"/>
+        </w:rPr>
+        <w:t>-1</w:t>
+      </w:r>
+    </w:p>
+    <w:p>
+      <w:pPr>
+        <w:spacing w:after="20" w:before="0" w:line="240" w:lineRule="auto"/>
+      </w:pPr>
+      <w:r>
+        <w:rPr>
+          <w:rFonts w:ascii="Arial" w:hAnsi="Arial"/>
+          <w:b w:val="0"/>
+          <w:sz w:val="22"/>
+        </w:rPr>
+        <w:t>D. Option D</w:t>
+      </w:r>
+      <w:r>
+        <w:rPr>
+          <w:rFonts w:ascii="Arial" w:hAnsi="Arial"/>
+          <w:b w:val="0"/>
+          <w:sz w:val="22"/>
+          <w:vertAlign w:val="superscript"/>
+        </w:rPr>
+        <w:t>-1</w:t>
+      </w:r>
+    </w:p>
+    <w:p>
+      <w:pPr>
+        <w:spacing w:after="0" w:before="0" w:line="240" w:lineRule="auto"/>
+      </w:pPr>
+    </w:p>
+    <w:p>
+      <w:pPr>
+        <w:spacing w:after="40" w:before="80" w:line="240" w:lineRule="auto"/>
+      </w:pPr>
+      <w:r>
+        <w:rPr>
+          <w:rFonts w:ascii="Arial" w:hAnsi="Arial"/>
+          <w:b w:val="0"/>
+          <w:sz w:val="22"/>
+        </w:rPr>
+        <w:t>1. CuSO₄ standards: c=0.0100M A=0.125; c=0.0200M A=0.248; c=0.0300M A=0.380; c=0.0500M A=0.622; b=1.00cm.</w:t>
       </w:r>
     </w:p>
     <w:p>
@@ -2739,7 +4033,7 @@
       </w:pPr>
       <w:r>
         <w:rPr>
-          <w:rFonts w:ascii="Arial" w:hAnsi="Arial" w:eastAsia="Arial"/>
+          <w:rFonts w:ascii="Arial" w:hAnsi="Arial"/>
           <w:b w:val="0"/>
           <w:sz w:val="22"/>
         </w:rPr>
@@ -2750,7 +4044,7 @@
       </w:r>
       <w:r>
         <w:rPr>
-          <w:rFonts w:ascii="Arial" w:hAnsi="Arial" w:eastAsia="Arial"/>
+          <w:rFonts w:ascii="Arial" w:hAnsi="Arial"/>
           <w:b w:val="0"/>
           <w:sz w:val="22"/>
         </w:rPr>
@@ -2766,7 +4060,7 @@
       </w:pPr>
       <w:r>
         <w:rPr>
-          <w:rFonts w:ascii="Arial" w:hAnsi="Arial" w:eastAsia="Arial"/>
+          <w:rFonts w:ascii="Arial" w:hAnsi="Arial"/>
           <w:b w:val="0"/>
           <w:sz w:val="22"/>
         </w:rPr>
@@ -2777,7 +4071,7 @@
       </w:r>
       <w:r>
         <w:rPr>
-          <w:rFonts w:ascii="Arial" w:hAnsi="Arial" w:eastAsia="Arial"/>
+          <w:rFonts w:ascii="Arial" w:hAnsi="Arial"/>
           <w:b w:val="0"/>
           <w:sz w:val="22"/>
         </w:rPr>
